--- a/agent/contract/templates/zhanweifu/caigouhetong.docx
+++ b/agent/contract/templates/zhanweifu/caigouhetong.docx
@@ -1335,7 +1335,7 @@
         </w:rPr>
       </w:pPr>
       <w:r>
-        <w:t>本合同采用固定总价的计价方式，合同总价为¥{{ totalAmount }}元整（大写金额：{{ totalAmountChinese }}），含13%增值税，其中不含税金额{{ amountWithoutTax }}元，税金{{ taxAmount }}元。如在合同签订期间及合同签订后，相关增值税税率发生变化的，不含税金额保持不变，本合同增值税税率及税额相应调整。</w:t>
+        <w:t>本合同采用固定总价的计价方式，合同总价为¥{{ totalAmount }}元整（大写金额：{{ totalAmountChinese }}），含{{ taxRate }}%增值税，其中不含税金额{{ amountWithoutTax }}元，税金{{ taxAmount }}元。如在合同签订期间及合同签订后，相关增值税税率发生变化的，不含税金额保持不变，本合同增值税税率及税额相应调整。</w:t>
       </w:r>
     </w:p>
     <w:p>
@@ -2833,13 +2833,7 @@
         </w:rPr>
       </w:pPr>
       <w:r>
-        <w:rPr>
-          <w:rFonts w:ascii="Times New Roman" w:hAnsi="Times New Roman" w:eastAsia="仿宋" w:cs="Times New Roman"/>
-          <w:color w:val="auto"/>
-          <w:szCs w:val="21"/>
-          <w:highlight w:val="none"/>
-        </w:rPr>
-        <w:t>乙方在收款前应向甲方开具正规的13%增值税专用发票，否则甲方有权拒绝支付相应费用。若乙方提供不符合要求的发票（如虚开发票、假发票等），甲方将暂停支付全部应付款项，并要求乙方重新提供合格发票，因乙方发票问题造成的甲方损失均由乙方承担。如因此导致甲方被税务部门等行政机关处罚的，乙方另需支付合同金额50%的惩罚性违约金。</w:t>
+        <w:t>乙方在收款前应向甲方开具正规的{{ taxRate }}%增值税专用发票，否则甲方有权拒绝支付相应费用。若乙方提供不符合要求的发票（如虚开发票、假发票等），甲方将暂停支付全部应付款项，并要求乙方重新提供合格发票，因乙方发票问题造成的甲方损失均由乙方承担。如因此导致甲方被税务部门等行政机关处罚的，乙方另需支付合同金额50%的惩罚性违约金。</w:t>
       </w:r>
     </w:p>
     <w:p>

--- a/agent/contract/templates/zhanweifu/caigouhetong.docx
+++ b/agent/contract/templates/zhanweifu/caigouhetong.docx
@@ -1022,7 +1022,156 @@
           </w:tcPr>
           <w:p>
             <w:r>
-              <w:t>{% for item in items %}{{ item.index }}</w:t>
+              <w:t>{%tr for item in items %}</w:t>
+            </w:r>
+          </w:p>
+        </w:tc>
+        <w:tc>
+          <w:tcPr>
+            <w:tcW w:w="1323" w:type="dxa"/>
+            <w:tcBorders>
+              <w:top w:val="single" w:color="000000" w:sz="4" w:space="0"/>
+              <w:left w:val="single" w:color="000000" w:sz="4" w:space="0"/>
+              <w:right w:val="single" w:color="000000" w:sz="4" w:space="0"/>
+            </w:tcBorders>
+            <w:vAlign w:val="center"/>
+          </w:tcPr>
+          <w:p>
+            <w:r>
+              <w:t/>
+            </w:r>
+          </w:p>
+        </w:tc>
+        <w:tc>
+          <w:tcPr>
+            <w:tcW w:w="2154" w:type="dxa"/>
+            <w:tcBorders>
+              <w:top w:val="single" w:color="000000" w:sz="4" w:space="0"/>
+              <w:left w:val="single" w:color="000000" w:sz="4" w:space="0"/>
+              <w:bottom w:val="single" w:color="000000" w:sz="4" w:space="0"/>
+              <w:right w:val="single" w:color="000000" w:sz="4" w:space="0"/>
+            </w:tcBorders>
+            <w:vAlign w:val="center"/>
+          </w:tcPr>
+          <w:p>
+            <w:r>
+              <w:t/>
+            </w:r>
+          </w:p>
+        </w:tc>
+        <w:tc>
+          <w:tcPr>
+            <w:tcW w:w="743" w:type="dxa"/>
+            <w:tcBorders>
+              <w:top w:val="single" w:color="000000" w:sz="4" w:space="0"/>
+              <w:left w:val="single" w:color="000000" w:sz="4" w:space="0"/>
+              <w:bottom w:val="single" w:color="000000" w:sz="4" w:space="0"/>
+              <w:right w:val="single" w:color="000000" w:sz="4" w:space="0"/>
+            </w:tcBorders>
+            <w:vAlign w:val="center"/>
+          </w:tcPr>
+          <w:p>
+            <w:r>
+              <w:t/>
+            </w:r>
+          </w:p>
+        </w:tc>
+        <w:tc>
+          <w:tcPr>
+            <w:tcW w:w="860" w:type="dxa"/>
+            <w:tcBorders>
+              <w:top w:val="single" w:color="000000" w:sz="4" w:space="0"/>
+              <w:left w:val="single" w:color="000000" w:sz="4" w:space="0"/>
+              <w:bottom w:val="single" w:color="000000" w:sz="4" w:space="0"/>
+              <w:right w:val="single" w:color="000000" w:sz="4" w:space="0"/>
+            </w:tcBorders>
+            <w:vAlign w:val="center"/>
+          </w:tcPr>
+          <w:p>
+            <w:r>
+              <w:t/>
+            </w:r>
+          </w:p>
+        </w:tc>
+        <w:tc>
+          <w:tcPr>
+            <w:tcW w:w="1339" w:type="dxa"/>
+            <w:tcBorders>
+              <w:top w:val="single" w:color="000000" w:sz="4" w:space="0"/>
+              <w:left w:val="single" w:color="000000" w:sz="4" w:space="0"/>
+              <w:bottom w:val="single" w:color="000000" w:sz="4" w:space="0"/>
+              <w:right w:val="single" w:color="000000" w:sz="4" w:space="0"/>
+            </w:tcBorders>
+            <w:vAlign w:val="center"/>
+          </w:tcPr>
+          <w:p>
+            <w:r>
+              <w:t/>
+            </w:r>
+          </w:p>
+        </w:tc>
+        <w:tc>
+          <w:tcPr>
+            <w:tcW w:w="1265" w:type="dxa"/>
+            <w:tcBorders>
+              <w:top w:val="single" w:color="000000" w:sz="4" w:space="0"/>
+              <w:left w:val="single" w:color="000000" w:sz="4" w:space="0"/>
+              <w:bottom w:val="single" w:color="000000" w:sz="4" w:space="0"/>
+              <w:right w:val="single" w:color="000000" w:sz="4" w:space="0"/>
+            </w:tcBorders>
+            <w:vAlign w:val="center"/>
+          </w:tcPr>
+          <w:p>
+            <w:r>
+              <w:t/>
+            </w:r>
+          </w:p>
+        </w:tc>
+        <w:tc>
+          <w:tcPr>
+            <w:tcW w:w="1257" w:type="dxa"/>
+            <w:tcBorders>
+              <w:top w:val="single" w:color="000000" w:sz="4" w:space="0"/>
+              <w:left w:val="single" w:color="000000" w:sz="4" w:space="0"/>
+              <w:bottom w:val="single" w:color="000000" w:sz="4" w:space="0"/>
+              <w:right w:val="single" w:color="000000" w:sz="4" w:space="0"/>
+            </w:tcBorders>
+            <w:vAlign w:val="center"/>
+          </w:tcPr>
+          <w:p>
+            <w:r>
+              <w:t/>
+            </w:r>
+          </w:p>
+        </w:tc>
+      </w:tr>
+      <w:tr>
+        <w:tblPrEx>
+          <w:tblCellMar>
+            <w:top w:w="15" w:type="dxa"/>
+            <w:left w:w="15" w:type="dxa"/>
+            <w:bottom w:w="15" w:type="dxa"/>
+            <w:right w:w="15" w:type="dxa"/>
+          </w:tblCellMar>
+        </w:tblPrEx>
+        <w:trPr>
+          <w:trHeight w:val="373" w:hRule="atLeast"/>
+          <w:jc w:val="center"/>
+        </w:trPr>
+        <w:tc>
+          <w:tcPr>
+            <w:tcW w:w="560" w:type="dxa"/>
+            <w:tcBorders>
+              <w:top w:val="single" w:color="000000" w:sz="4" w:space="0"/>
+              <w:left w:val="single" w:color="000000" w:sz="4" w:space="0"/>
+              <w:bottom w:val="single" w:color="000000" w:sz="4" w:space="0"/>
+              <w:right w:val="single" w:color="000000" w:sz="4" w:space="0"/>
+            </w:tcBorders>
+            <w:vAlign w:val="center"/>
+          </w:tcPr>
+          <w:p>
+            <w:r>
+              <w:t>{{ item.index }}</w:t>
             </w:r>
           </w:p>
         </w:tc>
@@ -1140,7 +1289,156 @@
           </w:tcPr>
           <w:p>
             <w:r>
-              <w:t>{{ item.tagNo }}{% endfor %}</w:t>
+              <w:t>{{ item.tagNo }}</w:t>
+            </w:r>
+          </w:p>
+        </w:tc>
+      </w:tr>
+      <w:tr>
+        <w:tblPrEx>
+          <w:tblCellMar>
+            <w:top w:w="15" w:type="dxa"/>
+            <w:left w:w="15" w:type="dxa"/>
+            <w:bottom w:w="15" w:type="dxa"/>
+            <w:right w:w="15" w:type="dxa"/>
+          </w:tblCellMar>
+        </w:tblPrEx>
+        <w:trPr>
+          <w:trHeight w:val="373" w:hRule="atLeast"/>
+          <w:jc w:val="center"/>
+        </w:trPr>
+        <w:tc>
+          <w:tcPr>
+            <w:tcW w:w="560" w:type="dxa"/>
+            <w:tcBorders>
+              <w:top w:val="single" w:color="000000" w:sz="4" w:space="0"/>
+              <w:left w:val="single" w:color="000000" w:sz="4" w:space="0"/>
+              <w:bottom w:val="single" w:color="000000" w:sz="4" w:space="0"/>
+              <w:right w:val="single" w:color="000000" w:sz="4" w:space="0"/>
+            </w:tcBorders>
+            <w:vAlign w:val="center"/>
+          </w:tcPr>
+          <w:p>
+            <w:r>
+              <w:t>{%tr endfor %}</w:t>
+            </w:r>
+          </w:p>
+        </w:tc>
+        <w:tc>
+          <w:tcPr>
+            <w:tcW w:w="1323" w:type="dxa"/>
+            <w:tcBorders>
+              <w:top w:val="single" w:color="000000" w:sz="4" w:space="0"/>
+              <w:left w:val="single" w:color="000000" w:sz="4" w:space="0"/>
+              <w:right w:val="single" w:color="000000" w:sz="4" w:space="0"/>
+            </w:tcBorders>
+            <w:vAlign w:val="center"/>
+          </w:tcPr>
+          <w:p>
+            <w:r>
+              <w:t/>
+            </w:r>
+          </w:p>
+        </w:tc>
+        <w:tc>
+          <w:tcPr>
+            <w:tcW w:w="2154" w:type="dxa"/>
+            <w:tcBorders>
+              <w:top w:val="single" w:color="000000" w:sz="4" w:space="0"/>
+              <w:left w:val="single" w:color="000000" w:sz="4" w:space="0"/>
+              <w:bottom w:val="single" w:color="000000" w:sz="4" w:space="0"/>
+              <w:right w:val="single" w:color="000000" w:sz="4" w:space="0"/>
+            </w:tcBorders>
+            <w:vAlign w:val="center"/>
+          </w:tcPr>
+          <w:p>
+            <w:r>
+              <w:t/>
+            </w:r>
+          </w:p>
+        </w:tc>
+        <w:tc>
+          <w:tcPr>
+            <w:tcW w:w="743" w:type="dxa"/>
+            <w:tcBorders>
+              <w:top w:val="single" w:color="000000" w:sz="4" w:space="0"/>
+              <w:left w:val="single" w:color="000000" w:sz="4" w:space="0"/>
+              <w:bottom w:val="single" w:color="000000" w:sz="4" w:space="0"/>
+              <w:right w:val="single" w:color="000000" w:sz="4" w:space="0"/>
+            </w:tcBorders>
+            <w:vAlign w:val="center"/>
+          </w:tcPr>
+          <w:p>
+            <w:r>
+              <w:t/>
+            </w:r>
+          </w:p>
+        </w:tc>
+        <w:tc>
+          <w:tcPr>
+            <w:tcW w:w="860" w:type="dxa"/>
+            <w:tcBorders>
+              <w:top w:val="single" w:color="000000" w:sz="4" w:space="0"/>
+              <w:left w:val="single" w:color="000000" w:sz="4" w:space="0"/>
+              <w:bottom w:val="single" w:color="000000" w:sz="4" w:space="0"/>
+              <w:right w:val="single" w:color="000000" w:sz="4" w:space="0"/>
+            </w:tcBorders>
+            <w:vAlign w:val="center"/>
+          </w:tcPr>
+          <w:p>
+            <w:r>
+              <w:t/>
+            </w:r>
+          </w:p>
+        </w:tc>
+        <w:tc>
+          <w:tcPr>
+            <w:tcW w:w="1339" w:type="dxa"/>
+            <w:tcBorders>
+              <w:top w:val="single" w:color="000000" w:sz="4" w:space="0"/>
+              <w:left w:val="single" w:color="000000" w:sz="4" w:space="0"/>
+              <w:bottom w:val="single" w:color="000000" w:sz="4" w:space="0"/>
+              <w:right w:val="single" w:color="000000" w:sz="4" w:space="0"/>
+            </w:tcBorders>
+            <w:vAlign w:val="center"/>
+          </w:tcPr>
+          <w:p>
+            <w:r>
+              <w:t/>
+            </w:r>
+          </w:p>
+        </w:tc>
+        <w:tc>
+          <w:tcPr>
+            <w:tcW w:w="1265" w:type="dxa"/>
+            <w:tcBorders>
+              <w:top w:val="single" w:color="000000" w:sz="4" w:space="0"/>
+              <w:left w:val="single" w:color="000000" w:sz="4" w:space="0"/>
+              <w:bottom w:val="single" w:color="000000" w:sz="4" w:space="0"/>
+              <w:right w:val="single" w:color="000000" w:sz="4" w:space="0"/>
+            </w:tcBorders>
+            <w:vAlign w:val="center"/>
+          </w:tcPr>
+          <w:p>
+            <w:r>
+              <w:t/>
+            </w:r>
+          </w:p>
+        </w:tc>
+        <w:tc>
+          <w:tcPr>
+            <w:tcW w:w="1257" w:type="dxa"/>
+            <w:tcBorders>
+              <w:top w:val="single" w:color="000000" w:sz="4" w:space="0"/>
+              <w:left w:val="single" w:color="000000" w:sz="4" w:space="0"/>
+              <w:bottom w:val="single" w:color="000000" w:sz="4" w:space="0"/>
+              <w:right w:val="single" w:color="000000" w:sz="4" w:space="0"/>
+            </w:tcBorders>
+            <w:vAlign w:val="center"/>
+          </w:tcPr>
+          <w:p>
+            <w:r>
+              <w:t/>
             </w:r>
           </w:p>
         </w:tc>

--- a/agent/contract/templates/zhanweifu/caigouhetong.docx
+++ b/agent/contract/templates/zhanweifu/caigouhetong.docx
@@ -73,7 +73,7 @@
           </w:tcPr>
           <w:p>
             <w:r>
-              <w:t>合同编号：{{ contractNo }}</w:t>
+              <w:t>合同编号：{{r contractNo }}</w:t>
             </w:r>
           </w:p>
         </w:tc>
@@ -123,7 +123,7 @@
           </w:tcPr>
           <w:p>
             <w:r>
-              <w:t>签订日期：{{ signYear }}年{{ signMonth }}月{{ signDay }}日</w:t>
+              <w:t>签订日期：{{r signYear }}年{{r signMonth }}月{{r signDay }}日</w:t>
             </w:r>
           </w:p>
         </w:tc>
@@ -262,7 +262,7 @@
           </w:tcPr>
           <w:p>
             <w:r>
-              <w:t>供方（乙方）：{{ supplierName }}</w:t>
+              <w:t>供方（乙方）：{{r supplierName }}</w:t>
             </w:r>
           </w:p>
         </w:tc>
@@ -332,7 +332,7 @@
           </w:tcPr>
           <w:p>
             <w:r>
-              <w:t>地址：{{ supplierAddress }}</w:t>
+              <w:t>地址：{{r supplierAddress }}</w:t>
             </w:r>
           </w:p>
         </w:tc>
@@ -402,7 +402,7 @@
           </w:tcPr>
           <w:p>
             <w:r>
-              <w:t>开户银行：{{ supplierBank }}</w:t>
+              <w:t>开户银行：{{r supplierBank }}</w:t>
             </w:r>
           </w:p>
         </w:tc>
@@ -472,7 +472,7 @@
           </w:tcPr>
           <w:p>
             <w:r>
-              <w:t>银行帐号：{{ supplierAccount }}</w:t>
+              <w:t>银行帐号：{{r supplierAccount }}</w:t>
             </w:r>
           </w:p>
         </w:tc>
@@ -542,7 +542,7 @@
           </w:tcPr>
           <w:p>
             <w:r>
-              <w:t>税号：{{ supplierTaxNo }}</w:t>
+              <w:t>税号：{{r supplierTaxNo }}</w:t>
             </w:r>
           </w:p>
         </w:tc>
@@ -568,7 +568,7 @@
           </w:tcPr>
           <w:p>
             <w:r>
-              <w:t>电话（Tel）：{{ buyerPhone }}</w:t>
+              <w:t>电话（Tel）：{{r buyerPhone }}</w:t>
             </w:r>
           </w:p>
         </w:tc>
@@ -580,7 +580,7 @@
           </w:tcPr>
           <w:p>
             <w:r>
-              <w:t>电话（Tel）：{{ supplierPhone }}</w:t>
+              <w:t>电话（Tel）：{{r supplierPhone }}</w:t>
             </w:r>
           </w:p>
         </w:tc>
@@ -618,7 +618,7 @@
         </w:rPr>
       </w:pPr>
       <w:r>
-        <w:t>根据《中华人民共和国民法典》等相关法律法规、质量标准和其他规范，就甲方{{ projectName }}项目（下称“项目”）的{{ purchaseSubject }}采购事宜，甲乙双方在平等自愿、诚实信用的基础上达成如下约定，以资共同信守：</w:t>
+        <w:t>根据《中华人民共和国民法典》等相关法律法规、质量标准和其他规范，就甲方{{r projectName }}项目（下称“项目”）的{{r purchaseSubject }}采购事宜，甲乙双方在平等自愿、诚实信用的基础上达成如下约定，以资共同信守：</w:t>
       </w:r>
     </w:p>
     <w:p>
@@ -1171,7 +1171,7 @@
           </w:tcPr>
           <w:p>
             <w:r>
-              <w:t>{{ item.index }}</w:t>
+              <w:t>{{r item.index }}</w:t>
             </w:r>
           </w:p>
         </w:tc>
@@ -1187,7 +1187,7 @@
           </w:tcPr>
           <w:p>
             <w:r>
-              <w:t>{{ item.name }}</w:t>
+              <w:t>{{r item.name }}</w:t>
             </w:r>
           </w:p>
         </w:tc>
@@ -1204,7 +1204,7 @@
           </w:tcPr>
           <w:p>
             <w:r>
-              <w:t>{{ item.spec }}</w:t>
+              <w:t>{{r item.spec }}</w:t>
             </w:r>
           </w:p>
         </w:tc>
@@ -1221,7 +1221,7 @@
           </w:tcPr>
           <w:p>
             <w:r>
-              <w:t>{{ item.unit }}</w:t>
+              <w:t>{{r item.unit }}</w:t>
             </w:r>
           </w:p>
         </w:tc>
@@ -1238,7 +1238,7 @@
           </w:tcPr>
           <w:p>
             <w:r>
-              <w:t>{{ item.quantity }}</w:t>
+              <w:t>{{r item.quantity }}</w:t>
             </w:r>
           </w:p>
         </w:tc>
@@ -1255,7 +1255,7 @@
           </w:tcPr>
           <w:p>
             <w:r>
-              <w:t>{{ item.unitPrice }}</w:t>
+              <w:t>{{r item.unitPrice }}</w:t>
             </w:r>
           </w:p>
         </w:tc>
@@ -1272,7 +1272,7 @@
           </w:tcPr>
           <w:p>
             <w:r>
-              <w:t>{{ item.totalPrice }}</w:t>
+              <w:t>{{r item.totalPrice }}</w:t>
             </w:r>
           </w:p>
         </w:tc>
@@ -1289,7 +1289,7 @@
           </w:tcPr>
           <w:p>
             <w:r>
-              <w:t>{{ item.tagNo }}</w:t>
+              <w:t>{{r item.tagNo }}</w:t>
             </w:r>
           </w:p>
         </w:tc>
@@ -1488,7 +1488,7 @@
           </w:tcPr>
           <w:p>
             <w:r>
-              <w:t>人民币大写：{{ totalAmountChinese }}（小写：￥{{ totalAmount }}）</w:t>
+              <w:t>人民币大写：{{r totalAmountChinese }}（小写：￥{{r totalAmount }}）</w:t>
             </w:r>
           </w:p>
         </w:tc>
@@ -1633,7 +1633,7 @@
         </w:rPr>
       </w:pPr>
       <w:r>
-        <w:t>本合同采用固定总价的计价方式，合同总价为¥{{ totalAmount }}元整（大写金额：{{ totalAmountChinese }}），含{{ taxRate }}%增值税，其中不含税金额{{ amountWithoutTax }}元，税金{{ taxAmount }}元。如在合同签订期间及合同签订后，相关增值税税率发生变化的，不含税金额保持不变，本合同增值税税率及税额相应调整。</w:t>
+        <w:t>本合同采用固定总价的计价方式，合同总价为¥{{r totalAmount }}元整（大写金额：{{r totalAmountChinese }}），含{{r taxRate }}%增值税，其中不含税金额{{r amountWithoutTax }}元，税金{{r taxAmount }}元。如在合同签订期间及合同签订后，相关增值税税率发生变化的，不含税金额保持不变，本合同增值税税率及税额相应调整。</w:t>
       </w:r>
     </w:p>
     <w:p>
@@ -1815,7 +1815,7 @@
         </w:rPr>
       </w:pPr>
       <w:r>
-        <w:t>交货地点：{{ deliveryPlace }}。乙方负责将本合同约定的设备运至交货地点，相关费用由乙方承担。</w:t>
+        <w:t>交货地点：{{r deliveryPlace }}。乙方负责将本合同约定的设备运至交货地点，相关费用由乙方承担。</w:t>
       </w:r>
     </w:p>
     <w:p>
@@ -1838,7 +1838,7 @@
         </w:rPr>
       </w:pPr>
       <w:r>
-        <w:t>交货时间：具体发货日期及到货日期以甲方通知时间为准，但乙方应确保最迟于{{ deliveryYear }}年{{ deliveryMonth }}月{{ deliveryDay }}日（含）准备好全部设备，并随时可根据甲方要求发货。甲方可根据实际情况，要求乙方一次性或者分批发货。在未收到甲方通知前，乙方不得擅自提前发货，否则甲方有权拒收。</w:t>
+        <w:t>交货时间：具体发货日期及到货日期以甲方通知时间为准，但乙方应确保最迟于{{r deliveryYear }}年{{r deliveryMonth }}月{{r deliveryDay }}日（含）准备好全部设备，并随时可根据甲方要求发货。甲方可根据实际情况，要求乙方一次性或者分批发货。在未收到甲方通知前，乙方不得擅自提前发货，否则甲方有权拒收。</w:t>
       </w:r>
     </w:p>
     <w:p>
@@ -2686,7 +2686,7 @@
         </w:rPr>
       </w:pPr>
       <w:r>
-        <w:t>货到现场起计质保，质保期{{ warrantyMonths }}个月。在质保期内出现属乙方设备的质量问题（包括但不限于设计、制造、工艺、配套件的缺陷等而造成的任何设备质量问题或故障），乙方必须自接到甲方维修通知后8小时内进行响应并详细了解设备故障且提出解决方案。若甲方要求乙方到现场处理的，则乙方应在收到甲方通知后48小时内派人到现场提供免费维修（设备备品备件、零部件、人工费等一切费用均免费）并在甲方要求的合理期限内维修完成。乙方怠于维修或者未在甲方要求的合理期限内维修完成的，甲方有权委托第三方进行维修，由此产生的一切费用均由乙方承担，甲方有权从质保金中直接扣除。质保金扣除后，乙方应在收到甲方通知之日起3日内补足质保金。质保期外乙方按照成本价格收取维修费用。</w:t>
+        <w:t>货到现场起计质保，质保期{{r warrantyMonths }}个月。在质保期内出现属乙方设备的质量问题（包括但不限于设计、制造、工艺、配套件的缺陷等而造成的任何设备质量问题或故障），乙方必须自接到甲方维修通知后8小时内进行响应并详细了解设备故障且提出解决方案。若甲方要求乙方到现场处理的，则乙方应在收到甲方通知后48小时内派人到现场提供免费维修（设备备品备件、零部件、人工费等一切费用均免费）并在甲方要求的合理期限内维修完成。乙方怠于维修或者未在甲方要求的合理期限内维修完成的，甲方有权委托第三方进行维修，由此产生的一切费用均由乙方承担，甲方有权从质保金中直接扣除。质保金扣除后，乙方应在收到甲方通知之日起3日内补足质保金。质保期外乙方按照成本价格收取维修费用。</w:t>
       </w:r>
     </w:p>
     <w:p>
@@ -2838,7 +2838,7 @@
         </w:rPr>
       </w:pPr>
       <w:r>
-        <w:t>（1）预付款：合同总价的{{ advancePaymentRate }}%。</w:t>
+        <w:t>（1）预付款：合同总价的{{r advancePaymentRate }}%。</w:t>
       </w:r>
     </w:p>
     <w:p>
@@ -2857,7 +2857,7 @@
         </w:rPr>
       </w:pPr>
       <w:r>
-        <w:t>（2）发货款：本合同项下设备经甲方确认满足发货条件后支付合同总价的{{ deliveryPaymentRate }}%，乙方应于付款后3日内将全部设备发运并按本合同约定将相关运输物流信息通知甲方。</w:t>
+        <w:t>（2）发货款：本合同项下设备经甲方确认满足发货条件后支付合同总价的{{r deliveryPaymentRate }}%，乙方应于付款后3日内将全部设备发运并按本合同约定将相关运输物流信息通知甲方。</w:t>
       </w:r>
     </w:p>
     <w:p>
@@ -2876,7 +2876,7 @@
         </w:rPr>
       </w:pPr>
       <w:r>
-        <w:t>（3）到货款：乙方按约将本合同项下全部设备运抵至交货地点后15个工作日内，甲方向乙方支付合同总价的{{ arrivalPaymentRate }}%。申请付款前，乙方需提供甲方签收人员签字签日期的《送货单》。</w:t>
+        <w:t>（3）到货款：乙方按约将本合同项下全部设备运抵至交货地点后15个工作日内，甲方向乙方支付合同总价的{{r arrivalPaymentRate }}%。申请付款前，乙方需提供甲方签收人员签字签日期的《送货单》。</w:t>
       </w:r>
     </w:p>
     <w:p>
@@ -2910,7 +2910,7 @@
         </w:rPr>
       </w:pPr>
       <w:r>
-        <w:t>（4）验收款：本合同项下所有设备（含增补项）安装、调试完成，经质量、性能验收合格并稳定运行2个月后，甲方向乙方支付合同总价的{{ acceptancePaymentRate }}%。申请付款前，如需要厂家到场调试，乙方需提供调试记录等过程资料及甲方盖章的《验收单》，如不需要厂家到场调试，则以验收单或系统单机调试或到场后6个月，视为验收通过。</w:t>
+        <w:t>（4）验收款：本合同项下所有设备（含增补项）安装、调试完成，经质量、性能验收合格并稳定运行2个月后，甲方向乙方支付合同总价的{{r acceptancePaymentRate }}%。申请付款前，如需要厂家到场调试，乙方需提供调试记录等过程资料及甲方盖章的《验收单》，如不需要厂家到场调试，则以验收单或系统单机调试或到场后6个月，视为验收通过。</w:t>
       </w:r>
     </w:p>
     <w:bookmarkEnd w:id="3"/>
@@ -2934,7 +2934,7 @@
         </w:rPr>
       </w:pPr>
       <w:r>
-        <w:t>（5）质保金：剩余合同总价的{{ warrantyDepositRate }}%作为质保金，质保期满且运行无问题，甲方出具《质保期满验收合格证明》后5个工作日内，扣除乙方应承担的违约金、罚款等费用（如有）后无息支付给乙方。</w:t>
+        <w:t>（5）质保金：剩余合同总价的{{r warrantyDepositRate }}%作为质保金，质保期满且运行无问题，甲方出具《质保期满验收合格证明》后5个工作日内，扣除乙方应承担的违约金、罚款等费用（如有）后无息支付给乙方。</w:t>
       </w:r>
     </w:p>
     <w:p>
@@ -3131,7 +3131,7 @@
         </w:rPr>
       </w:pPr>
       <w:r>
-        <w:t>乙方在收款前应向甲方开具正规的{{ taxRate }}%增值税专用发票，否则甲方有权拒绝支付相应费用。若乙方提供不符合要求的发票（如虚开发票、假发票等），甲方将暂停支付全部应付款项，并要求乙方重新提供合格发票，因乙方发票问题造成的甲方损失均由乙方承担。如因此导致甲方被税务部门等行政机关处罚的，乙方另需支付合同金额50%的惩罚性违约金。</w:t>
+        <w:t>乙方在收款前应向甲方开具正规的{{r taxRate }}%增值税专用发票，否则甲方有权拒绝支付相应费用。若乙方提供不符合要求的发票（如虚开发票、假发票等），甲方将暂停支付全部应付款项，并要求乙方重新提供合格发票，因乙方发票问题造成的甲方损失均由乙方承担。如因此导致甲方被税务部门等行政机关处罚的，乙方另需支付合同金额50%的惩罚性违约金。</w:t>
       </w:r>
     </w:p>
     <w:p>
@@ -3192,7 +3192,7 @@
         </w:rPr>
       </w:pPr>
       <w:r>
-        <w:t>乙方指派{{ supplierRepresentativeName }}（身份证号码：{{ supplierRepresentativeIdNo }}、联系电话{{ supplierRepresentativePhone }}、联系地址{{ supplierRepresentativeAddress }}、邮箱{{ supplierRepresentativeEmail }}）为乙方代表（下称“乙方代表人”），全面负责本合同的履行、沟通、协调事宜，其所签署的文件即为乙方的真实意思表示，乙方均予以认可。</w:t>
+        <w:t>乙方指派{{r supplierRepresentativeName }}（身份证号码：{{r supplierRepresentativeIdNo }}、联系电话{{r supplierRepresentativePhone }}、联系地址{{r supplierRepresentativeAddress }}、邮箱{{r supplierRepresentativeEmail }}）为乙方代表（下称“乙方代表人”），全面负责本合同的履行、沟通、协调事宜，其所签署的文件即为乙方的真实意思表示，乙方均予以认可。</w:t>
       </w:r>
     </w:p>
     <w:p>
@@ -4398,7 +4398,7 @@
         </w:rPr>
       </w:pPr>
       <w:r>
-        <w:t>甲方：浙江沃乐科技股份有限公司          乙方：{{ supplierName }}</w:t>
+        <w:t>甲方：浙江沃乐科技股份有限公司          乙方：{{r supplierName }}</w:t>
       </w:r>
     </w:p>
     <w:p>
@@ -4427,7 +4427,7 @@
         </w:rPr>
       </w:pPr>
       <w:r>
-        <w:t>授权代表：{{ buyerAuthorizedRepresentative }}                                       授权代表：{{ supplierAuthorizedRepresentative }}</w:t>
+        <w:t>授权代表：{{r buyerAuthorizedRepresentative }}                                       授权代表：{{r supplierAuthorizedRepresentative }}</w:t>
       </w:r>
     </w:p>
     <w:p>
@@ -4450,7 +4450,7 @@
         </w:sectPr>
       </w:pPr>
       <w:r>
-        <w:t>日期：{{ signatureYear }}年{{ signatureMonth }}月{{ signatureDay }}日                       日期：{{ signatureYear }}年{{ signatureMonth }}月{{ signatureDay }}日</w:t>
+        <w:t>日期：{{r signatureYear }}年{{r signatureMonth }}月{{r signatureDay }}日                       日期：{{r signatureYear }}年{{r signatureMonth }}月{{r signatureDay }}日</w:t>
       </w:r>
     </w:p>
     <w:p>

--- a/agent/contract/templates/zhanweifu/caigouhetong.docx
+++ b/agent/contract/templates/zhanweifu/caigouhetong.docx
@@ -2823,6 +2823,21 @@
       </w:r>
     </w:p>
     <w:p>
+      <w:r>
+        <w:t>{% if hasPaymentTermsOverride %}</w:t>
+      </w:r>
+    </w:p>
+    <w:p>
+      <w:r>
+        <w:t>{{r paymentTermsOverride }}</w:t>
+      </w:r>
+    </w:p>
+    <w:p>
+      <w:r>
+        <w:t>{% else %}</w:t>
+      </w:r>
+    </w:p>
+    <w:p>
       <w:pPr>
         <w:pStyle w:val="15"/>
         <w:tabs>
@@ -2935,6 +2950,11 @@
       </w:pPr>
       <w:r>
         <w:t>（5）质保金：剩余合同总价的{{r warrantyDepositRate }}%作为质保金，质保期满且运行无问题，甲方出具《质保期满验收合格证明》后5个工作日内，扣除乙方应承担的违约金、罚款等费用（如有）后无息支付给乙方。</w:t>
+      </w:r>
+    </w:p>
+    <w:p>
+      <w:r>
+        <w:t>{% endif %}</w:t>
       </w:r>
     </w:p>
     <w:p>

--- a/agent/contract/templates/zhanweifu/caigouhetong.docx
+++ b/agent/contract/templates/zhanweifu/caigouhetong.docx
@@ -2828,6 +2828,9 @@
       </w:r>
     </w:p>
     <w:p>
+      <w:pPr>
+        <w:ind w:left="559" w:firstLine="0"/>
+      </w:pPr>
       <w:r>
         <w:t>{{r paymentTermsOverride }}</w:t>
       </w:r>

--- a/agent/contract/templates/zhanweifu/caigouhetong.docx
+++ b/agent/contract/templates/zhanweifu/caigouhetong.docx
@@ -73,6 +73,10 @@
           </w:tcPr>
           <w:p>
             <w:r>
+              <w:rPr>
+                <w:rFonts w:ascii="仿宋" w:hAnsi="仿宋" w:eastAsia="仿宋"/>
+                <w:sz w:val="21"/>
+              </w:rPr>
               <w:t>合同编号：{{r contractNo }}</w:t>
             </w:r>
           </w:p>
@@ -95,8 +99,9 @@
             </w:pPr>
             <w:r>
               <w:rPr>
-                <w:rFonts w:eastAsia="仿宋"/>
+                <w:rFonts w:eastAsia="仿宋" w:ascii="仿宋" w:hAnsi="仿宋"/>
                 <w:color w:val="auto"/>
+                <w:sz w:val="21"/>
                 <w:szCs w:val="21"/>
                 <w:highlight w:val="none"/>
               </w:rPr>
@@ -123,6 +128,10 @@
           </w:tcPr>
           <w:p>
             <w:r>
+              <w:rPr>
+                <w:rFonts w:ascii="仿宋" w:hAnsi="仿宋" w:eastAsia="仿宋"/>
+                <w:sz w:val="21"/>
+              </w:rPr>
               <w:t>签订日期：{{r signYear }}年{{r signMonth }}月{{r signDay }}日</w:t>
             </w:r>
           </w:p>
@@ -161,8 +170,9 @@
       </w:pPr>
       <w:r>
         <w:rPr>
-          <w:rFonts w:eastAsia="仿宋"/>
-          <w:color w:val="auto"/>
+          <w:rFonts w:eastAsia="仿宋" w:ascii="仿宋" w:hAnsi="仿宋"/>
+          <w:color w:val="auto"/>
+          <w:sz w:val="21"/>
           <w:szCs w:val="21"/>
           <w:highlight w:val="none"/>
         </w:rPr>
@@ -241,6 +251,7 @@
                 <w:b/>
                 <w:bCs/>
                 <w:color w:val="auto"/>
+                <w:sz w:val="21"/>
                 <w:highlight w:val="none"/>
               </w:rPr>
               <w:t>需方（甲方）：</w:t>
@@ -249,6 +260,7 @@
               <w:rPr>
                 <w:rFonts w:hint="eastAsia" w:ascii="仿宋" w:hAnsi="仿宋" w:eastAsia="仿宋" w:cs="仿宋"/>
                 <w:color w:val="auto"/>
+                <w:sz w:val="21"/>
                 <w:highlight w:val="none"/>
               </w:rPr>
               <w:t>浙江沃乐科技股份有限公司</w:t>
@@ -262,6 +274,10 @@
           </w:tcPr>
           <w:p>
             <w:r>
+              <w:rPr>
+                <w:rFonts w:ascii="仿宋" w:hAnsi="仿宋" w:eastAsia="仿宋"/>
+                <w:sz w:val="21"/>
+              </w:rPr>
               <w:t>供方（乙方）：{{r supplierName }}</w:t>
             </w:r>
           </w:p>
@@ -319,6 +335,7 @@
               <w:rPr>
                 <w:rFonts w:hint="eastAsia" w:ascii="仿宋" w:hAnsi="仿宋" w:eastAsia="仿宋" w:cs="仿宋"/>
                 <w:color w:val="auto"/>
+                <w:sz w:val="21"/>
                 <w:highlight w:val="none"/>
               </w:rPr>
               <w:t>联系地址：浙江省杭州市余杭区仓前街道仓兴街397号18幢5层</w:t>
@@ -332,6 +349,10 @@
           </w:tcPr>
           <w:p>
             <w:r>
+              <w:rPr>
+                <w:rFonts w:ascii="仿宋" w:hAnsi="仿宋" w:eastAsia="仿宋"/>
+                <w:sz w:val="21"/>
+              </w:rPr>
               <w:t>地址：{{r supplierAddress }}</w:t>
             </w:r>
           </w:p>
@@ -389,6 +410,7 @@
               <w:rPr>
                 <w:rFonts w:hint="eastAsia" w:ascii="仿宋" w:hAnsi="仿宋" w:eastAsia="仿宋" w:cs="仿宋"/>
                 <w:color w:val="auto"/>
+                <w:sz w:val="21"/>
                 <w:highlight w:val="none"/>
               </w:rPr>
               <w:t>开户银行：上海浦东发展银行股份有限公司杭州余杭支行</w:t>
@@ -402,6 +424,10 @@
           </w:tcPr>
           <w:p>
             <w:r>
+              <w:rPr>
+                <w:rFonts w:ascii="仿宋" w:hAnsi="仿宋" w:eastAsia="仿宋"/>
+                <w:sz w:val="21"/>
+              </w:rPr>
               <w:t>开户银行：{{r supplierBank }}</w:t>
             </w:r>
           </w:p>
@@ -459,6 +485,7 @@
               <w:rPr>
                 <w:rFonts w:hint="eastAsia" w:ascii="仿宋" w:hAnsi="仿宋" w:eastAsia="仿宋" w:cs="仿宋"/>
                 <w:color w:val="auto"/>
+                <w:sz w:val="21"/>
                 <w:highlight w:val="none"/>
               </w:rPr>
               <w:t xml:space="preserve">银行账号：95260078801100000902 </w:t>
@@ -472,6 +499,10 @@
           </w:tcPr>
           <w:p>
             <w:r>
+              <w:rPr>
+                <w:rFonts w:ascii="仿宋" w:hAnsi="仿宋" w:eastAsia="仿宋"/>
+                <w:sz w:val="21"/>
+              </w:rPr>
               <w:t>银行帐号：{{r supplierAccount }}</w:t>
             </w:r>
           </w:p>
@@ -529,6 +560,7 @@
               <w:rPr>
                 <w:rFonts w:hint="eastAsia" w:ascii="仿宋" w:hAnsi="仿宋" w:eastAsia="仿宋" w:cs="仿宋"/>
                 <w:color w:val="auto"/>
+                <w:sz w:val="21"/>
                 <w:highlight w:val="none"/>
               </w:rPr>
               <w:t>税号： 91330110MA2HYAEK1T(1/1)</w:t>
@@ -542,6 +574,10 @@
           </w:tcPr>
           <w:p>
             <w:r>
+              <w:rPr>
+                <w:rFonts w:ascii="仿宋" w:hAnsi="仿宋" w:eastAsia="仿宋"/>
+                <w:sz w:val="21"/>
+              </w:rPr>
               <w:t>税号：{{r supplierTaxNo }}</w:t>
             </w:r>
           </w:p>
@@ -568,6 +604,10 @@
           </w:tcPr>
           <w:p>
             <w:r>
+              <w:rPr>
+                <w:rFonts w:ascii="仿宋" w:hAnsi="仿宋" w:eastAsia="仿宋"/>
+                <w:sz w:val="21"/>
+              </w:rPr>
               <w:t>电话（Tel）：{{r buyerPhone }}</w:t>
             </w:r>
           </w:p>
@@ -580,6 +620,10 @@
           </w:tcPr>
           <w:p>
             <w:r>
+              <w:rPr>
+                <w:rFonts w:ascii="仿宋" w:hAnsi="仿宋" w:eastAsia="仿宋"/>
+                <w:sz w:val="21"/>
+              </w:rPr>
               <w:t>电话（Tel）：{{r supplierPhone }}</w:t>
             </w:r>
           </w:p>
@@ -598,26 +642,31 @@
       </w:pPr>
       <w:r>
         <w:rPr>
+          <w:rFonts w:eastAsia="仿宋" w:ascii="仿宋" w:hAnsi="仿宋"/>
+          <w:color w:val="auto"/>
+          <w:sz w:val="21"/>
+          <w:szCs w:val="21"/>
+          <w:highlight w:val="none"/>
+        </w:rPr>
+        <w:t xml:space="preserve"> </w:t>
+      </w:r>
+    </w:p>
+    <w:p>
+      <w:pPr>
+        <w:spacing w:line="300" w:lineRule="auto"/>
+        <w:ind w:firstLine="420" w:firstLineChars="200"/>
+        <w:rPr>
           <w:rFonts w:eastAsia="仿宋"/>
           <w:color w:val="auto"/>
           <w:szCs w:val="21"/>
           <w:highlight w:val="none"/>
         </w:rPr>
-        <w:t xml:space="preserve"> </w:t>
-      </w:r>
-    </w:p>
-    <w:p>
-      <w:pPr>
-        <w:spacing w:line="300" w:lineRule="auto"/>
-        <w:ind w:firstLine="420" w:firstLineChars="200"/>
-        <w:rPr>
-          <w:rFonts w:eastAsia="仿宋"/>
-          <w:color w:val="auto"/>
-          <w:szCs w:val="21"/>
-          <w:highlight w:val="none"/>
-        </w:rPr>
-      </w:pPr>
-      <w:r>
+      </w:pPr>
+      <w:r>
+        <w:rPr>
+          <w:rFonts w:ascii="仿宋" w:hAnsi="仿宋" w:eastAsia="仿宋"/>
+          <w:sz w:val="21"/>
+        </w:rPr>
         <w:t>根据《中华人民共和国民法典》等相关法律法规、质量标准和其他规范，就甲方{{r projectName }}项目（下称“项目”）的{{r purchaseSubject }}采购事宜，甲乙双方在平等自愿、诚实信用的基础上达成如下约定，以资共同信守：</w:t>
       </w:r>
     </w:p>
@@ -633,7 +682,9 @@
       </w:pPr>
       <w:r>
         <w:rPr>
-          <w:color w:val="auto"/>
+          <w:rFonts w:ascii="仿宋" w:hAnsi="仿宋" w:eastAsia="仿宋"/>
+          <w:color w:val="auto"/>
+          <w:sz w:val="21"/>
           <w:highlight w:val="none"/>
         </w:rPr>
         <w:t>采购设备</w:t>
@@ -661,8 +712,9 @@
       <w:bookmarkStart w:id="0" w:name="OLE_LINK1"/>
       <w:r>
         <w:rPr>
-          <w:rFonts w:ascii="Times New Roman" w:hAnsi="Times New Roman" w:eastAsia="仿宋" w:cs="Times New Roman"/>
-          <w:color w:val="auto"/>
+          <w:rFonts w:ascii="仿宋" w:hAnsi="仿宋" w:eastAsia="仿宋" w:cs="Times New Roman"/>
+          <w:color w:val="auto"/>
+          <w:sz w:val="21"/>
           <w:szCs w:val="21"/>
           <w:highlight w:val="none"/>
         </w:rPr>
@@ -731,9 +783,10 @@
             </w:pPr>
             <w:r>
               <w:rPr>
-                <w:rFonts w:eastAsia="仿宋"/>
+                <w:rFonts w:eastAsia="仿宋" w:ascii="仿宋" w:hAnsi="仿宋"/>
                 <w:color w:val="auto"/>
                 <w:kern w:val="0"/>
+                <w:sz w:val="21"/>
                 <w:szCs w:val="21"/>
                 <w:highlight w:val="none"/>
                 <w:lang w:bidi="ar"/>
@@ -767,9 +820,10 @@
             </w:pPr>
             <w:r>
               <w:rPr>
-                <w:rFonts w:eastAsia="仿宋"/>
+                <w:rFonts w:eastAsia="仿宋" w:ascii="仿宋" w:hAnsi="仿宋"/>
                 <w:color w:val="auto"/>
                 <w:kern w:val="0"/>
+                <w:sz w:val="21"/>
                 <w:szCs w:val="21"/>
                 <w:highlight w:val="none"/>
                 <w:lang w:bidi="ar"/>
@@ -803,9 +857,10 @@
             </w:pPr>
             <w:r>
               <w:rPr>
-                <w:rFonts w:eastAsia="仿宋"/>
+                <w:rFonts w:eastAsia="仿宋" w:ascii="仿宋" w:hAnsi="仿宋"/>
                 <w:color w:val="auto"/>
                 <w:kern w:val="0"/>
+                <w:sz w:val="21"/>
                 <w:szCs w:val="21"/>
                 <w:highlight w:val="none"/>
                 <w:lang w:bidi="ar"/>
@@ -839,9 +894,10 @@
             </w:pPr>
             <w:r>
               <w:rPr>
-                <w:rFonts w:eastAsia="仿宋"/>
+                <w:rFonts w:eastAsia="仿宋" w:ascii="仿宋" w:hAnsi="仿宋"/>
                 <w:color w:val="auto"/>
                 <w:kern w:val="0"/>
+                <w:sz w:val="21"/>
                 <w:szCs w:val="21"/>
                 <w:highlight w:val="none"/>
                 <w:lang w:bidi="ar"/>
@@ -875,9 +931,10 @@
             </w:pPr>
             <w:r>
               <w:rPr>
-                <w:rFonts w:eastAsia="仿宋"/>
+                <w:rFonts w:eastAsia="仿宋" w:ascii="仿宋" w:hAnsi="仿宋"/>
                 <w:color w:val="auto"/>
                 <w:kern w:val="0"/>
+                <w:sz w:val="21"/>
                 <w:szCs w:val="21"/>
                 <w:highlight w:val="none"/>
                 <w:lang w:bidi="ar"/>
@@ -911,9 +968,10 @@
             </w:pPr>
             <w:r>
               <w:rPr>
-                <w:rFonts w:eastAsia="仿宋"/>
+                <w:rFonts w:eastAsia="仿宋" w:ascii="仿宋" w:hAnsi="仿宋"/>
                 <w:color w:val="auto"/>
                 <w:kern w:val="0"/>
+                <w:sz w:val="21"/>
                 <w:szCs w:val="21"/>
                 <w:highlight w:val="none"/>
                 <w:lang w:bidi="ar"/>
@@ -947,9 +1005,10 @@
             </w:pPr>
             <w:r>
               <w:rPr>
-                <w:rFonts w:eastAsia="仿宋"/>
+                <w:rFonts w:eastAsia="仿宋" w:ascii="仿宋" w:hAnsi="仿宋"/>
                 <w:color w:val="auto"/>
                 <w:kern w:val="0"/>
+                <w:sz w:val="21"/>
                 <w:szCs w:val="21"/>
                 <w:highlight w:val="none"/>
                 <w:lang w:bidi="ar"/>
@@ -984,9 +1043,10 @@
             </w:pPr>
             <w:r>
               <w:rPr>
-                <w:rFonts w:hint="eastAsia" w:eastAsia="仿宋"/>
+                <w:rFonts w:hint="eastAsia" w:eastAsia="仿宋" w:ascii="仿宋" w:hAnsi="仿宋"/>
                 <w:color w:val="auto"/>
                 <w:kern w:val="0"/>
+                <w:sz w:val="21"/>
                 <w:szCs w:val="21"/>
                 <w:highlight w:val="none"/>
                 <w:lang w:val="en-US" w:eastAsia="zh-CN" w:bidi="ar"/>
@@ -1022,6 +1082,10 @@
           </w:tcPr>
           <w:p>
             <w:r>
+              <w:rPr>
+                <w:rFonts w:ascii="仿宋" w:hAnsi="仿宋" w:eastAsia="仿宋"/>
+                <w:sz w:val="21"/>
+              </w:rPr>
               <w:t>{%tr for item in items %}</w:t>
             </w:r>
           </w:p>
@@ -1038,6 +1102,10 @@
           </w:tcPr>
           <w:p>
             <w:r>
+              <w:rPr>
+                <w:rFonts w:ascii="仿宋" w:hAnsi="仿宋" w:eastAsia="仿宋"/>
+                <w:sz w:val="21"/>
+              </w:rPr>
               <w:t/>
             </w:r>
           </w:p>
@@ -1055,6 +1123,10 @@
           </w:tcPr>
           <w:p>
             <w:r>
+              <w:rPr>
+                <w:rFonts w:ascii="仿宋" w:hAnsi="仿宋" w:eastAsia="仿宋"/>
+                <w:sz w:val="21"/>
+              </w:rPr>
               <w:t/>
             </w:r>
           </w:p>
@@ -1072,6 +1144,10 @@
           </w:tcPr>
           <w:p>
             <w:r>
+              <w:rPr>
+                <w:rFonts w:ascii="仿宋" w:hAnsi="仿宋" w:eastAsia="仿宋"/>
+                <w:sz w:val="21"/>
+              </w:rPr>
               <w:t/>
             </w:r>
           </w:p>
@@ -1089,6 +1165,10 @@
           </w:tcPr>
           <w:p>
             <w:r>
+              <w:rPr>
+                <w:rFonts w:ascii="仿宋" w:hAnsi="仿宋" w:eastAsia="仿宋"/>
+                <w:sz w:val="21"/>
+              </w:rPr>
               <w:t/>
             </w:r>
           </w:p>
@@ -1106,6 +1186,10 @@
           </w:tcPr>
           <w:p>
             <w:r>
+              <w:rPr>
+                <w:rFonts w:ascii="仿宋" w:hAnsi="仿宋" w:eastAsia="仿宋"/>
+                <w:sz w:val="21"/>
+              </w:rPr>
               <w:t/>
             </w:r>
           </w:p>
@@ -1123,6 +1207,10 @@
           </w:tcPr>
           <w:p>
             <w:r>
+              <w:rPr>
+                <w:rFonts w:ascii="仿宋" w:hAnsi="仿宋" w:eastAsia="仿宋"/>
+                <w:sz w:val="21"/>
+              </w:rPr>
               <w:t/>
             </w:r>
           </w:p>
@@ -1140,6 +1228,10 @@
           </w:tcPr>
           <w:p>
             <w:r>
+              <w:rPr>
+                <w:rFonts w:ascii="仿宋" w:hAnsi="仿宋" w:eastAsia="仿宋"/>
+                <w:sz w:val="21"/>
+              </w:rPr>
               <w:t/>
             </w:r>
           </w:p>
@@ -1171,6 +1263,10 @@
           </w:tcPr>
           <w:p>
             <w:r>
+              <w:rPr>
+                <w:rFonts w:ascii="仿宋" w:hAnsi="仿宋" w:eastAsia="仿宋"/>
+                <w:sz w:val="21"/>
+              </w:rPr>
               <w:t>{{r item.index }}</w:t>
             </w:r>
           </w:p>
@@ -1187,6 +1283,10 @@
           </w:tcPr>
           <w:p>
             <w:r>
+              <w:rPr>
+                <w:rFonts w:ascii="仿宋" w:hAnsi="仿宋" w:eastAsia="仿宋"/>
+                <w:sz w:val="21"/>
+              </w:rPr>
               <w:t>{{r item.name }}</w:t>
             </w:r>
           </w:p>
@@ -1204,6 +1304,10 @@
           </w:tcPr>
           <w:p>
             <w:r>
+              <w:rPr>
+                <w:rFonts w:ascii="仿宋" w:hAnsi="仿宋" w:eastAsia="仿宋"/>
+                <w:sz w:val="21"/>
+              </w:rPr>
               <w:t>{{r item.spec }}</w:t>
             </w:r>
           </w:p>
@@ -1221,6 +1325,10 @@
           </w:tcPr>
           <w:p>
             <w:r>
+              <w:rPr>
+                <w:rFonts w:ascii="仿宋" w:hAnsi="仿宋" w:eastAsia="仿宋"/>
+                <w:sz w:val="21"/>
+              </w:rPr>
               <w:t>{{r item.unit }}</w:t>
             </w:r>
           </w:p>
@@ -1238,6 +1346,10 @@
           </w:tcPr>
           <w:p>
             <w:r>
+              <w:rPr>
+                <w:rFonts w:ascii="仿宋" w:hAnsi="仿宋" w:eastAsia="仿宋"/>
+                <w:sz w:val="21"/>
+              </w:rPr>
               <w:t>{{r item.quantity }}</w:t>
             </w:r>
           </w:p>
@@ -1255,6 +1367,10 @@
           </w:tcPr>
           <w:p>
             <w:r>
+              <w:rPr>
+                <w:rFonts w:ascii="仿宋" w:hAnsi="仿宋" w:eastAsia="仿宋"/>
+                <w:sz w:val="21"/>
+              </w:rPr>
               <w:t>{{r item.unitPrice }}</w:t>
             </w:r>
           </w:p>
@@ -1272,6 +1388,10 @@
           </w:tcPr>
           <w:p>
             <w:r>
+              <w:rPr>
+                <w:rFonts w:ascii="仿宋" w:hAnsi="仿宋" w:eastAsia="仿宋"/>
+                <w:sz w:val="21"/>
+              </w:rPr>
               <w:t>{{r item.totalPrice }}</w:t>
             </w:r>
           </w:p>
@@ -1289,6 +1409,10 @@
           </w:tcPr>
           <w:p>
             <w:r>
+              <w:rPr>
+                <w:rFonts w:ascii="仿宋" w:hAnsi="仿宋" w:eastAsia="仿宋"/>
+                <w:sz w:val="21"/>
+              </w:rPr>
               <w:t>{{r item.tagNo }}</w:t>
             </w:r>
           </w:p>
@@ -1320,6 +1444,10 @@
           </w:tcPr>
           <w:p>
             <w:r>
+              <w:rPr>
+                <w:rFonts w:ascii="仿宋" w:hAnsi="仿宋" w:eastAsia="仿宋"/>
+                <w:sz w:val="21"/>
+              </w:rPr>
               <w:t>{%tr endfor %}</w:t>
             </w:r>
           </w:p>
@@ -1336,6 +1464,10 @@
           </w:tcPr>
           <w:p>
             <w:r>
+              <w:rPr>
+                <w:rFonts w:ascii="仿宋" w:hAnsi="仿宋" w:eastAsia="仿宋"/>
+                <w:sz w:val="21"/>
+              </w:rPr>
               <w:t/>
             </w:r>
           </w:p>
@@ -1353,6 +1485,10 @@
           </w:tcPr>
           <w:p>
             <w:r>
+              <w:rPr>
+                <w:rFonts w:ascii="仿宋" w:hAnsi="仿宋" w:eastAsia="仿宋"/>
+                <w:sz w:val="21"/>
+              </w:rPr>
               <w:t/>
             </w:r>
           </w:p>
@@ -1370,6 +1506,10 @@
           </w:tcPr>
           <w:p>
             <w:r>
+              <w:rPr>
+                <w:rFonts w:ascii="仿宋" w:hAnsi="仿宋" w:eastAsia="仿宋"/>
+                <w:sz w:val="21"/>
+              </w:rPr>
               <w:t/>
             </w:r>
           </w:p>
@@ -1387,6 +1527,10 @@
           </w:tcPr>
           <w:p>
             <w:r>
+              <w:rPr>
+                <w:rFonts w:ascii="仿宋" w:hAnsi="仿宋" w:eastAsia="仿宋"/>
+                <w:sz w:val="21"/>
+              </w:rPr>
               <w:t/>
             </w:r>
           </w:p>
@@ -1404,6 +1548,10 @@
           </w:tcPr>
           <w:p>
             <w:r>
+              <w:rPr>
+                <w:rFonts w:ascii="仿宋" w:hAnsi="仿宋" w:eastAsia="仿宋"/>
+                <w:sz w:val="21"/>
+              </w:rPr>
               <w:t/>
             </w:r>
           </w:p>
@@ -1421,6 +1569,10 @@
           </w:tcPr>
           <w:p>
             <w:r>
+              <w:rPr>
+                <w:rFonts w:ascii="仿宋" w:hAnsi="仿宋" w:eastAsia="仿宋"/>
+                <w:sz w:val="21"/>
+              </w:rPr>
               <w:t/>
             </w:r>
           </w:p>
@@ -1438,6 +1590,10 @@
           </w:tcPr>
           <w:p>
             <w:r>
+              <w:rPr>
+                <w:rFonts w:ascii="仿宋" w:hAnsi="仿宋" w:eastAsia="仿宋"/>
+                <w:sz w:val="21"/>
+              </w:rPr>
               <w:t/>
             </w:r>
           </w:p>
@@ -1470,6 +1626,10 @@
           </w:tcPr>
           <w:p>
             <w:r>
+              <w:rPr>
+                <w:rFonts w:ascii="仿宋" w:hAnsi="仿宋" w:eastAsia="仿宋"/>
+                <w:sz w:val="21"/>
+              </w:rPr>
               <w:t>合同优惠价</w:t>
             </w:r>
           </w:p>
@@ -1488,6 +1648,10 @@
           </w:tcPr>
           <w:p>
             <w:r>
+              <w:rPr>
+                <w:rFonts w:ascii="仿宋" w:hAnsi="仿宋" w:eastAsia="仿宋"/>
+                <w:sz w:val="21"/>
+              </w:rPr>
               <w:t>人民币大写：{{r totalAmountChinese }}（小写：￥{{r totalAmount }}）</w:t>
             </w:r>
           </w:p>
@@ -1534,9 +1698,10 @@
             </w:pPr>
             <w:r>
               <w:rPr>
-                <w:rFonts w:eastAsia="仿宋"/>
+                <w:rFonts w:eastAsia="仿宋" w:ascii="仿宋" w:hAnsi="仿宋"/>
                 <w:color w:val="auto"/>
                 <w:kern w:val="0"/>
+                <w:sz w:val="21"/>
                 <w:szCs w:val="21"/>
                 <w:highlight w:val="none"/>
                 <w:lang w:bidi="ar"/>
@@ -1545,9 +1710,10 @@
             </w:r>
             <w:r>
               <w:rPr>
-                <w:rFonts w:hint="eastAsia" w:eastAsia="仿宋"/>
+                <w:rFonts w:hint="eastAsia" w:eastAsia="仿宋" w:ascii="仿宋" w:hAnsi="仿宋"/>
                 <w:color w:val="auto"/>
                 <w:kern w:val="0"/>
+                <w:sz w:val="21"/>
                 <w:szCs w:val="21"/>
                 <w:highlight w:val="none"/>
                 <w:lang w:bidi="ar"/>
@@ -1556,9 +1722,10 @@
             </w:r>
             <w:r>
               <w:rPr>
-                <w:rFonts w:hint="eastAsia" w:eastAsia="仿宋"/>
+                <w:rFonts w:hint="eastAsia" w:eastAsia="仿宋" w:ascii="仿宋" w:hAnsi="仿宋"/>
                 <w:color w:val="auto"/>
                 <w:kern w:val="0"/>
+                <w:sz w:val="21"/>
                 <w:szCs w:val="21"/>
                 <w:highlight w:val="none"/>
                 <w:lang w:val="en-US" w:eastAsia="zh-CN" w:bidi="ar"/>
@@ -1567,9 +1734,10 @@
             </w:r>
             <w:r>
               <w:rPr>
-                <w:rFonts w:hint="eastAsia" w:eastAsia="仿宋"/>
+                <w:rFonts w:hint="eastAsia" w:eastAsia="仿宋" w:ascii="仿宋" w:hAnsi="仿宋"/>
                 <w:color w:val="auto"/>
                 <w:kern w:val="0"/>
+                <w:sz w:val="21"/>
                 <w:szCs w:val="21"/>
                 <w:highlight w:val="none"/>
                 <w:lang w:bidi="ar"/>
@@ -1578,9 +1746,10 @@
             </w:r>
             <w:r>
               <w:rPr>
-                <w:rFonts w:hint="eastAsia" w:eastAsia="仿宋"/>
+                <w:rFonts w:hint="eastAsia" w:eastAsia="仿宋" w:ascii="仿宋" w:hAnsi="仿宋"/>
                 <w:color w:val="auto"/>
                 <w:kern w:val="0"/>
+                <w:sz w:val="21"/>
                 <w:szCs w:val="21"/>
                 <w:highlight w:val="none"/>
                 <w:lang w:val="en-US" w:eastAsia="zh-CN" w:bidi="ar"/>
@@ -1589,9 +1758,10 @@
             </w:r>
             <w:r>
               <w:rPr>
-                <w:rFonts w:hint="eastAsia" w:eastAsia="仿宋"/>
+                <w:rFonts w:hint="eastAsia" w:eastAsia="仿宋" w:ascii="仿宋" w:hAnsi="仿宋"/>
                 <w:color w:val="auto"/>
                 <w:kern w:val="0"/>
+                <w:sz w:val="21"/>
                 <w:szCs w:val="21"/>
                 <w:highlight w:val="none"/>
                 <w:lang w:bidi="ar"/>
@@ -1600,9 +1770,10 @@
             </w:r>
             <w:r>
               <w:rPr>
-                <w:rFonts w:hint="eastAsia" w:eastAsia="仿宋"/>
+                <w:rFonts w:hint="eastAsia" w:eastAsia="仿宋" w:ascii="仿宋" w:hAnsi="仿宋"/>
                 <w:color w:val="auto"/>
                 <w:kern w:val="0"/>
+                <w:sz w:val="21"/>
                 <w:szCs w:val="21"/>
                 <w:highlight w:val="none"/>
                 <w:lang w:val="en-US" w:eastAsia="zh-CN" w:bidi="ar"/>
@@ -1633,6 +1804,10 @@
         </w:rPr>
       </w:pPr>
       <w:r>
+        <w:rPr>
+          <w:rFonts w:ascii="仿宋" w:hAnsi="仿宋" w:eastAsia="仿宋"/>
+          <w:sz w:val="21"/>
+        </w:rPr>
         <w:t>本合同采用固定总价的计价方式，合同总价为¥{{r totalAmount }}元整（大写金额：{{r totalAmountChinese }}），含{{r taxRate }}%增值税，其中不含税金额{{r amountWithoutTax }}元，税金{{r taxAmount }}元。如在合同签订期间及合同签订后，相关增值税税率发生变化的，不含税金额保持不变，本合同增值税税率及税额相应调整。</w:t>
       </w:r>
     </w:p>
@@ -1657,8 +1832,9 @@
       </w:pPr>
       <w:r>
         <w:rPr>
-          <w:rFonts w:ascii="Times New Roman" w:hAnsi="Times New Roman" w:eastAsia="仿宋" w:cs="Times New Roman"/>
-          <w:color w:val="auto"/>
+          <w:rFonts w:ascii="仿宋" w:hAnsi="仿宋" w:eastAsia="仿宋" w:cs="Times New Roman"/>
+          <w:color w:val="auto"/>
+          <w:sz w:val="21"/>
           <w:szCs w:val="21"/>
           <w:highlight w:val="none"/>
         </w:rPr>
@@ -1666,8 +1842,9 @@
       </w:r>
       <w:r>
         <w:rPr>
-          <w:rFonts w:hint="eastAsia" w:ascii="Times New Roman" w:hAnsi="Times New Roman" w:eastAsia="仿宋" w:cs="Times New Roman"/>
-          <w:color w:val="auto"/>
+          <w:rFonts w:hint="eastAsia" w:ascii="仿宋" w:hAnsi="仿宋" w:eastAsia="仿宋" w:cs="Times New Roman"/>
+          <w:color w:val="auto"/>
+          <w:sz w:val="21"/>
           <w:szCs w:val="21"/>
           <w:highlight w:val="none"/>
           <w:lang w:val="en-US" w:eastAsia="zh-CN"/>
@@ -1676,8 +1853,9 @@
       </w:r>
       <w:r>
         <w:rPr>
-          <w:rFonts w:ascii="Times New Roman" w:hAnsi="Times New Roman" w:eastAsia="仿宋" w:cs="Times New Roman"/>
-          <w:color w:val="auto"/>
+          <w:rFonts w:ascii="仿宋" w:hAnsi="仿宋" w:eastAsia="仿宋" w:cs="Times New Roman"/>
+          <w:color w:val="auto"/>
+          <w:sz w:val="21"/>
           <w:szCs w:val="21"/>
           <w:highlight w:val="none"/>
         </w:rPr>
@@ -1685,8 +1863,9 @@
       </w:r>
       <w:r>
         <w:rPr>
-          <w:rFonts w:hint="eastAsia" w:ascii="Times New Roman" w:hAnsi="Times New Roman" w:eastAsia="仿宋" w:cs="Times New Roman"/>
-          <w:color w:val="auto"/>
+          <w:rFonts w:hint="eastAsia" w:ascii="仿宋" w:hAnsi="仿宋" w:eastAsia="仿宋" w:cs="Times New Roman"/>
+          <w:color w:val="auto"/>
+          <w:sz w:val="21"/>
           <w:szCs w:val="21"/>
           <w:highlight w:val="none"/>
         </w:rPr>
@@ -1694,8 +1873,9 @@
       </w:r>
       <w:r>
         <w:rPr>
-          <w:rFonts w:ascii="Times New Roman" w:hAnsi="Times New Roman" w:eastAsia="仿宋" w:cs="Times New Roman"/>
-          <w:color w:val="auto"/>
+          <w:rFonts w:ascii="仿宋" w:hAnsi="仿宋" w:eastAsia="仿宋" w:cs="Times New Roman"/>
+          <w:color w:val="auto"/>
+          <w:sz w:val="21"/>
           <w:szCs w:val="21"/>
           <w:highlight w:val="none"/>
         </w:rPr>
@@ -1703,8 +1883,9 @@
       </w:r>
       <w:r>
         <w:rPr>
-          <w:rFonts w:hint="eastAsia" w:ascii="Times New Roman" w:hAnsi="Times New Roman" w:eastAsia="仿宋" w:cs="Times New Roman"/>
-          <w:color w:val="auto"/>
+          <w:rFonts w:hint="eastAsia" w:ascii="仿宋" w:hAnsi="仿宋" w:eastAsia="仿宋" w:cs="Times New Roman"/>
+          <w:color w:val="auto"/>
+          <w:sz w:val="21"/>
           <w:szCs w:val="21"/>
           <w:highlight w:val="none"/>
           <w:lang w:val="en-US" w:eastAsia="zh-CN"/>
@@ -1713,8 +1894,9 @@
       </w:r>
       <w:r>
         <w:rPr>
-          <w:rFonts w:ascii="Times New Roman" w:hAnsi="Times New Roman" w:eastAsia="仿宋" w:cs="Times New Roman"/>
-          <w:color w:val="auto"/>
+          <w:rFonts w:ascii="仿宋" w:hAnsi="仿宋" w:eastAsia="仿宋" w:cs="Times New Roman"/>
+          <w:color w:val="auto"/>
+          <w:sz w:val="21"/>
           <w:szCs w:val="21"/>
           <w:highlight w:val="none"/>
         </w:rPr>
@@ -1722,8 +1904,9 @@
       </w:r>
       <w:r>
         <w:rPr>
-          <w:rFonts w:hint="eastAsia" w:ascii="Times New Roman" w:hAnsi="Times New Roman" w:eastAsia="仿宋" w:cs="Times New Roman"/>
-          <w:color w:val="auto"/>
+          <w:rFonts w:hint="eastAsia" w:ascii="仿宋" w:hAnsi="仿宋" w:eastAsia="仿宋" w:cs="Times New Roman"/>
+          <w:color w:val="auto"/>
+          <w:sz w:val="21"/>
           <w:szCs w:val="21"/>
           <w:highlight w:val="none"/>
         </w:rPr>
@@ -1731,8 +1914,9 @@
       </w:r>
       <w:r>
         <w:rPr>
-          <w:rFonts w:ascii="Times New Roman" w:hAnsi="Times New Roman" w:eastAsia="仿宋" w:cs="Times New Roman"/>
-          <w:color w:val="auto"/>
+          <w:rFonts w:ascii="仿宋" w:hAnsi="仿宋" w:eastAsia="仿宋" w:cs="Times New Roman"/>
+          <w:color w:val="auto"/>
+          <w:sz w:val="21"/>
           <w:szCs w:val="21"/>
           <w:highlight w:val="none"/>
         </w:rPr>
@@ -1740,8 +1924,9 @@
       </w:r>
       <w:r>
         <w:rPr>
-          <w:rFonts w:hint="eastAsia" w:ascii="Times New Roman" w:hAnsi="Times New Roman" w:eastAsia="仿宋" w:cs="Times New Roman"/>
-          <w:color w:val="auto"/>
+          <w:rFonts w:hint="eastAsia" w:ascii="仿宋" w:hAnsi="仿宋" w:eastAsia="仿宋" w:cs="Times New Roman"/>
+          <w:color w:val="auto"/>
+          <w:sz w:val="21"/>
           <w:szCs w:val="21"/>
           <w:highlight w:val="none"/>
         </w:rPr>
@@ -1749,8 +1934,9 @@
       </w:r>
       <w:r>
         <w:rPr>
-          <w:rFonts w:ascii="Times New Roman" w:hAnsi="Times New Roman" w:eastAsia="仿宋" w:cs="Times New Roman"/>
-          <w:color w:val="auto"/>
+          <w:rFonts w:ascii="仿宋" w:hAnsi="仿宋" w:eastAsia="仿宋" w:cs="Times New Roman"/>
+          <w:color w:val="auto"/>
+          <w:sz w:val="21"/>
           <w:szCs w:val="21"/>
           <w:highlight w:val="none"/>
         </w:rPr>
@@ -1768,7 +1954,9 @@
       </w:pPr>
       <w:r>
         <w:rPr>
-          <w:color w:val="auto"/>
+          <w:rFonts w:ascii="仿宋" w:hAnsi="仿宋" w:eastAsia="仿宋"/>
+          <w:color w:val="auto"/>
+          <w:sz w:val="21"/>
           <w:highlight w:val="none"/>
         </w:rPr>
         <w:t>交货</w:t>
@@ -1815,6 +2003,10 @@
         </w:rPr>
       </w:pPr>
       <w:r>
+        <w:rPr>
+          <w:rFonts w:ascii="仿宋" w:hAnsi="仿宋" w:eastAsia="仿宋"/>
+          <w:sz w:val="21"/>
+        </w:rPr>
         <w:t>交货地点：{{r deliveryPlace }}。乙方负责将本合同约定的设备运至交货地点，相关费用由乙方承担。</w:t>
       </w:r>
     </w:p>
@@ -1838,6 +2030,10 @@
         </w:rPr>
       </w:pPr>
       <w:r>
+        <w:rPr>
+          <w:rFonts w:ascii="仿宋" w:hAnsi="仿宋" w:eastAsia="仿宋"/>
+          <w:sz w:val="21"/>
+        </w:rPr>
         <w:t>交货时间：具体发货日期及到货日期以甲方通知时间为准，但乙方应确保最迟于{{r deliveryYear }}年{{r deliveryMonth }}月{{r deliveryDay }}日（含）准备好全部设备，并随时可根据甲方要求发货。甲方可根据实际情况，要求乙方一次性或者分批发货。在未收到甲方通知前，乙方不得擅自提前发货，否则甲方有权拒收。</w:t>
       </w:r>
     </w:p>
@@ -1863,8 +2059,9 @@
       <w:bookmarkStart w:id="1" w:name="_Hlk196245021"/>
       <w:r>
         <w:rPr>
-          <w:rFonts w:ascii="Times New Roman" w:hAnsi="Times New Roman" w:eastAsia="仿宋" w:cs="Times New Roman"/>
-          <w:color w:val="auto"/>
+          <w:rFonts w:ascii="仿宋" w:hAnsi="仿宋" w:eastAsia="仿宋" w:cs="Times New Roman"/>
+          <w:color w:val="auto"/>
+          <w:sz w:val="21"/>
           <w:szCs w:val="21"/>
           <w:highlight w:val="none"/>
         </w:rPr>
@@ -1893,8 +2090,9 @@
       </w:pPr>
       <w:r>
         <w:rPr>
-          <w:rFonts w:ascii="Times New Roman" w:hAnsi="Times New Roman" w:eastAsia="仿宋" w:cs="Times New Roman"/>
-          <w:color w:val="auto"/>
+          <w:rFonts w:ascii="仿宋" w:hAnsi="仿宋" w:eastAsia="仿宋" w:cs="Times New Roman"/>
+          <w:color w:val="auto"/>
+          <w:sz w:val="21"/>
           <w:szCs w:val="21"/>
           <w:highlight w:val="none"/>
         </w:rPr>
@@ -1902,8 +2100,9 @@
       </w:r>
       <w:r>
         <w:rPr>
-          <w:rFonts w:hint="eastAsia" w:ascii="Times New Roman" w:hAnsi="Times New Roman" w:eastAsia="仿宋" w:cs="Times New Roman"/>
-          <w:color w:val="auto"/>
+          <w:rFonts w:hint="eastAsia" w:ascii="仿宋" w:hAnsi="仿宋" w:eastAsia="仿宋" w:cs="Times New Roman"/>
+          <w:color w:val="auto"/>
+          <w:sz w:val="21"/>
           <w:szCs w:val="21"/>
           <w:highlight w:val="none"/>
           <w:lang w:val="en-US" w:eastAsia="zh-CN"/>
@@ -1912,8 +2111,9 @@
       </w:r>
       <w:r>
         <w:rPr>
-          <w:rFonts w:ascii="Times New Roman" w:hAnsi="Times New Roman" w:eastAsia="仿宋" w:cs="Times New Roman"/>
-          <w:color w:val="auto"/>
+          <w:rFonts w:ascii="仿宋" w:hAnsi="仿宋" w:eastAsia="仿宋" w:cs="Times New Roman"/>
+          <w:color w:val="auto"/>
+          <w:sz w:val="21"/>
           <w:szCs w:val="21"/>
           <w:highlight w:val="none"/>
         </w:rPr>
@@ -1941,8 +2141,9 @@
       </w:pPr>
       <w:r>
         <w:rPr>
-          <w:rFonts w:ascii="Times New Roman" w:hAnsi="Times New Roman" w:eastAsia="仿宋" w:cs="Times New Roman"/>
-          <w:color w:val="auto"/>
+          <w:rFonts w:ascii="仿宋" w:hAnsi="仿宋" w:eastAsia="仿宋" w:cs="Times New Roman"/>
+          <w:color w:val="auto"/>
+          <w:sz w:val="21"/>
           <w:szCs w:val="21"/>
           <w:highlight w:val="none"/>
         </w:rPr>
@@ -1950,8 +2151,9 @@
       </w:r>
       <w:r>
         <w:rPr>
-          <w:rFonts w:hint="eastAsia" w:ascii="Times New Roman" w:hAnsi="Times New Roman" w:eastAsia="仿宋" w:cs="Times New Roman"/>
-          <w:color w:val="auto"/>
+          <w:rFonts w:hint="eastAsia" w:ascii="仿宋" w:hAnsi="仿宋" w:eastAsia="仿宋" w:cs="Times New Roman"/>
+          <w:color w:val="auto"/>
+          <w:sz w:val="21"/>
           <w:szCs w:val="21"/>
           <w:highlight w:val="none"/>
         </w:rPr>
@@ -1959,8 +2161,9 @@
       </w:r>
       <w:r>
         <w:rPr>
-          <w:rFonts w:ascii="Times New Roman" w:hAnsi="Times New Roman" w:eastAsia="仿宋" w:cs="Times New Roman"/>
-          <w:color w:val="auto"/>
+          <w:rFonts w:ascii="仿宋" w:hAnsi="仿宋" w:eastAsia="仿宋" w:cs="Times New Roman"/>
+          <w:color w:val="auto"/>
+          <w:sz w:val="21"/>
           <w:szCs w:val="21"/>
           <w:highlight w:val="none"/>
         </w:rPr>
@@ -1978,7 +2181,9 @@
       </w:pPr>
       <w:r>
         <w:rPr>
-          <w:color w:val="auto"/>
+          <w:rFonts w:ascii="仿宋" w:hAnsi="仿宋" w:eastAsia="仿宋"/>
+          <w:color w:val="auto"/>
+          <w:sz w:val="21"/>
           <w:highlight w:val="none"/>
         </w:rPr>
         <w:t>包装及运输</w:t>
@@ -2026,8 +2231,9 @@
       </w:pPr>
       <w:r>
         <w:rPr>
-          <w:rFonts w:ascii="Times New Roman" w:hAnsi="Times New Roman" w:eastAsia="仿宋" w:cs="Times New Roman"/>
-          <w:color w:val="auto"/>
+          <w:rFonts w:ascii="仿宋" w:hAnsi="仿宋" w:eastAsia="仿宋" w:cs="Times New Roman"/>
+          <w:color w:val="auto"/>
+          <w:sz w:val="21"/>
           <w:szCs w:val="21"/>
           <w:highlight w:val="none"/>
         </w:rPr>
@@ -2035,8 +2241,9 @@
       </w:r>
       <w:r>
         <w:rPr>
-          <w:rFonts w:ascii="Times New Roman" w:hAnsi="Times New Roman" w:eastAsia="仿宋" w:cs="Times New Roman"/>
-          <w:color w:val="auto"/>
+          <w:rFonts w:ascii="仿宋" w:hAnsi="仿宋" w:eastAsia="仿宋" w:cs="Times New Roman"/>
+          <w:color w:val="auto"/>
+          <w:sz w:val="21"/>
           <w:szCs w:val="21"/>
           <w:highlight w:val="none"/>
           <w:u w:val="single"/>
@@ -2045,8 +2252,9 @@
       </w:r>
       <w:r>
         <w:rPr>
-          <w:rFonts w:hint="eastAsia" w:ascii="Times New Roman" w:hAnsi="Times New Roman" w:eastAsia="仿宋" w:cs="Times New Roman"/>
-          <w:color w:val="auto"/>
+          <w:rFonts w:hint="eastAsia" w:ascii="仿宋" w:hAnsi="仿宋" w:eastAsia="仿宋" w:cs="Times New Roman"/>
+          <w:color w:val="auto"/>
+          <w:sz w:val="21"/>
           <w:szCs w:val="21"/>
           <w:highlight w:val="none"/>
           <w:u w:val="single"/>
@@ -2056,8 +2264,9 @@
       </w:r>
       <w:r>
         <w:rPr>
-          <w:rFonts w:ascii="Times New Roman" w:hAnsi="Times New Roman" w:eastAsia="仿宋" w:cs="Times New Roman"/>
-          <w:color w:val="auto"/>
+          <w:rFonts w:ascii="仿宋" w:hAnsi="仿宋" w:eastAsia="仿宋" w:cs="Times New Roman"/>
+          <w:color w:val="auto"/>
+          <w:sz w:val="21"/>
           <w:szCs w:val="21"/>
           <w:highlight w:val="none"/>
           <w:u w:val="single"/>
@@ -2066,8 +2275,9 @@
       </w:r>
       <w:r>
         <w:rPr>
-          <w:rFonts w:ascii="Times New Roman" w:hAnsi="Times New Roman" w:eastAsia="仿宋" w:cs="Times New Roman"/>
-          <w:color w:val="auto"/>
+          <w:rFonts w:ascii="仿宋" w:hAnsi="仿宋" w:eastAsia="仿宋" w:cs="Times New Roman"/>
+          <w:color w:val="auto"/>
+          <w:sz w:val="21"/>
           <w:szCs w:val="21"/>
           <w:highlight w:val="none"/>
         </w:rPr>
@@ -2075,8 +2285,9 @@
       </w:r>
       <w:r>
         <w:rPr>
-          <w:rFonts w:hint="eastAsia" w:ascii="Times New Roman" w:hAnsi="Times New Roman" w:eastAsia="仿宋" w:cs="Times New Roman"/>
-          <w:color w:val="auto"/>
+          <w:rFonts w:hint="eastAsia" w:ascii="仿宋" w:hAnsi="仿宋" w:eastAsia="仿宋" w:cs="Times New Roman"/>
+          <w:color w:val="auto"/>
+          <w:sz w:val="21"/>
           <w:szCs w:val="21"/>
           <w:highlight w:val="none"/>
           <w:lang w:eastAsia="zh-CN"/>
@@ -2085,8 +2296,9 @@
       </w:r>
       <w:r>
         <w:rPr>
-          <w:rFonts w:hint="eastAsia" w:ascii="Times New Roman" w:hAnsi="Times New Roman" w:eastAsia="仿宋" w:cs="Times New Roman"/>
-          <w:color w:val="auto"/>
+          <w:rFonts w:hint="eastAsia" w:ascii="仿宋" w:hAnsi="仿宋" w:eastAsia="仿宋" w:cs="Times New Roman"/>
+          <w:color w:val="auto"/>
+          <w:sz w:val="21"/>
           <w:szCs w:val="21"/>
           <w:highlight w:val="none"/>
           <w:lang w:val="en-US" w:eastAsia="zh-CN"/>
@@ -2095,8 +2307,9 @@
       </w:r>
       <w:r>
         <w:rPr>
-          <w:rFonts w:hint="eastAsia" w:ascii="Times New Roman" w:hAnsi="Times New Roman" w:eastAsia="仿宋" w:cs="Times New Roman"/>
-          <w:color w:val="auto"/>
+          <w:rFonts w:hint="eastAsia" w:ascii="仿宋" w:hAnsi="仿宋" w:eastAsia="仿宋" w:cs="Times New Roman"/>
+          <w:color w:val="auto"/>
+          <w:sz w:val="21"/>
           <w:szCs w:val="21"/>
           <w:highlight w:val="none"/>
           <w:lang w:eastAsia="zh-CN"/>
@@ -2105,8 +2318,9 @@
       </w:r>
       <w:r>
         <w:rPr>
-          <w:rFonts w:ascii="Times New Roman" w:hAnsi="Times New Roman" w:eastAsia="仿宋" w:cs="Times New Roman"/>
-          <w:color w:val="auto"/>
+          <w:rFonts w:ascii="仿宋" w:hAnsi="仿宋" w:eastAsia="仿宋" w:cs="Times New Roman"/>
+          <w:color w:val="auto"/>
+          <w:sz w:val="21"/>
           <w:szCs w:val="21"/>
           <w:highlight w:val="none"/>
         </w:rPr>
@@ -2134,8 +2348,9 @@
       </w:pPr>
       <w:r>
         <w:rPr>
-          <w:rFonts w:ascii="Times New Roman" w:hAnsi="Times New Roman" w:eastAsia="仿宋" w:cs="Times New Roman"/>
-          <w:color w:val="auto"/>
+          <w:rFonts w:ascii="仿宋" w:hAnsi="仿宋" w:eastAsia="仿宋" w:cs="Times New Roman"/>
+          <w:color w:val="auto"/>
+          <w:sz w:val="21"/>
           <w:szCs w:val="21"/>
           <w:highlight w:val="none"/>
         </w:rPr>
@@ -2163,8 +2378,9 @@
       </w:pPr>
       <w:r>
         <w:rPr>
-          <w:rFonts w:ascii="Times New Roman" w:hAnsi="Times New Roman" w:eastAsia="仿宋" w:cs="Times New Roman"/>
-          <w:color w:val="auto"/>
+          <w:rFonts w:ascii="仿宋" w:hAnsi="仿宋" w:eastAsia="仿宋" w:cs="Times New Roman"/>
+          <w:color w:val="auto"/>
+          <w:sz w:val="21"/>
           <w:szCs w:val="21"/>
           <w:highlight w:val="none"/>
         </w:rPr>
@@ -2192,8 +2408,9 @@
       </w:pPr>
       <w:r>
         <w:rPr>
-          <w:rFonts w:ascii="Times New Roman" w:hAnsi="Times New Roman" w:eastAsia="仿宋" w:cs="Times New Roman"/>
-          <w:color w:val="auto"/>
+          <w:rFonts w:ascii="仿宋" w:hAnsi="仿宋" w:eastAsia="仿宋" w:cs="Times New Roman"/>
+          <w:color w:val="auto"/>
+          <w:sz w:val="21"/>
           <w:szCs w:val="21"/>
           <w:highlight w:val="none"/>
         </w:rPr>
@@ -2211,7 +2428,9 @@
       </w:pPr>
       <w:r>
         <w:rPr>
-          <w:color w:val="auto"/>
+          <w:rFonts w:ascii="仿宋" w:hAnsi="仿宋" w:eastAsia="仿宋"/>
+          <w:color w:val="auto"/>
+          <w:sz w:val="21"/>
           <w:highlight w:val="none"/>
         </w:rPr>
         <w:t>质量标准</w:t>
@@ -2259,8 +2478,9 @@
       </w:pPr>
       <w:r>
         <w:rPr>
-          <w:rFonts w:ascii="Times New Roman" w:hAnsi="Times New Roman" w:eastAsia="仿宋" w:cs="Times New Roman"/>
-          <w:color w:val="auto"/>
+          <w:rFonts w:ascii="仿宋" w:hAnsi="仿宋" w:eastAsia="仿宋" w:cs="Times New Roman"/>
+          <w:color w:val="auto"/>
+          <w:sz w:val="21"/>
           <w:szCs w:val="21"/>
           <w:highlight w:val="none"/>
         </w:rPr>
@@ -2268,8 +2488,9 @@
       </w:r>
       <w:r>
         <w:rPr>
-          <w:rFonts w:hint="eastAsia" w:ascii="Times New Roman" w:hAnsi="Times New Roman" w:eastAsia="仿宋" w:cs="Times New Roman"/>
-          <w:color w:val="auto"/>
+          <w:rFonts w:hint="eastAsia" w:ascii="仿宋" w:hAnsi="仿宋" w:eastAsia="仿宋" w:cs="Times New Roman"/>
+          <w:color w:val="auto"/>
+          <w:sz w:val="21"/>
           <w:szCs w:val="21"/>
           <w:highlight w:val="none"/>
         </w:rPr>
@@ -2277,8 +2498,9 @@
       </w:r>
       <w:r>
         <w:rPr>
-          <w:rFonts w:ascii="Times New Roman" w:hAnsi="Times New Roman" w:eastAsia="仿宋" w:cs="Times New Roman"/>
-          <w:color w:val="auto"/>
+          <w:rFonts w:ascii="仿宋" w:hAnsi="仿宋" w:eastAsia="仿宋" w:cs="Times New Roman"/>
+          <w:color w:val="auto"/>
+          <w:sz w:val="21"/>
           <w:szCs w:val="21"/>
           <w:highlight w:val="none"/>
         </w:rPr>
@@ -2306,8 +2528,9 @@
       </w:pPr>
       <w:r>
         <w:rPr>
-          <w:rFonts w:ascii="Times New Roman" w:hAnsi="Times New Roman" w:eastAsia="仿宋" w:cs="Times New Roman"/>
-          <w:color w:val="auto"/>
+          <w:rFonts w:ascii="仿宋" w:hAnsi="仿宋" w:eastAsia="仿宋" w:cs="Times New Roman"/>
+          <w:color w:val="auto"/>
+          <w:sz w:val="21"/>
           <w:szCs w:val="21"/>
           <w:highlight w:val="none"/>
         </w:rPr>
@@ -2315,8 +2538,9 @@
       </w:r>
       <w:r>
         <w:rPr>
-          <w:rFonts w:hint="eastAsia" w:ascii="Times New Roman" w:hAnsi="Times New Roman" w:eastAsia="仿宋" w:cs="Times New Roman"/>
-          <w:color w:val="auto"/>
+          <w:rFonts w:hint="eastAsia" w:ascii="仿宋" w:hAnsi="仿宋" w:eastAsia="仿宋" w:cs="Times New Roman"/>
+          <w:color w:val="auto"/>
+          <w:sz w:val="21"/>
           <w:szCs w:val="21"/>
           <w:highlight w:val="none"/>
         </w:rPr>
@@ -2324,8 +2548,9 @@
       </w:r>
       <w:r>
         <w:rPr>
-          <w:rFonts w:ascii="Times New Roman" w:hAnsi="Times New Roman" w:eastAsia="仿宋" w:cs="Times New Roman"/>
-          <w:color w:val="auto"/>
+          <w:rFonts w:ascii="仿宋" w:hAnsi="仿宋" w:eastAsia="仿宋" w:cs="Times New Roman"/>
+          <w:color w:val="auto"/>
+          <w:sz w:val="21"/>
           <w:szCs w:val="21"/>
           <w:highlight w:val="none"/>
         </w:rPr>
@@ -2343,7 +2568,9 @@
       </w:pPr>
       <w:r>
         <w:rPr>
-          <w:color w:val="auto"/>
+          <w:rFonts w:ascii="仿宋" w:hAnsi="仿宋" w:eastAsia="仿宋"/>
+          <w:color w:val="auto"/>
+          <w:sz w:val="21"/>
           <w:highlight w:val="none"/>
         </w:rPr>
         <w:t>验收</w:t>
@@ -2391,8 +2618,9 @@
       </w:pPr>
       <w:r>
         <w:rPr>
-          <w:rFonts w:ascii="Times New Roman" w:hAnsi="Times New Roman" w:eastAsia="仿宋" w:cs="Times New Roman"/>
-          <w:color w:val="auto"/>
+          <w:rFonts w:ascii="仿宋" w:hAnsi="仿宋" w:eastAsia="仿宋" w:cs="Times New Roman"/>
+          <w:color w:val="auto"/>
+          <w:sz w:val="21"/>
           <w:szCs w:val="21"/>
           <w:highlight w:val="none"/>
         </w:rPr>
@@ -2400,8 +2628,9 @@
       </w:r>
       <w:r>
         <w:rPr>
-          <w:rFonts w:hint="eastAsia" w:ascii="Times New Roman" w:hAnsi="Times New Roman" w:eastAsia="仿宋" w:cs="Times New Roman"/>
-          <w:color w:val="auto"/>
+          <w:rFonts w:hint="eastAsia" w:ascii="仿宋" w:hAnsi="仿宋" w:eastAsia="仿宋" w:cs="Times New Roman"/>
+          <w:color w:val="auto"/>
+          <w:sz w:val="21"/>
           <w:szCs w:val="21"/>
           <w:highlight w:val="none"/>
         </w:rPr>
@@ -2409,8 +2638,9 @@
       </w:r>
       <w:r>
         <w:rPr>
-          <w:rFonts w:ascii="Times New Roman" w:hAnsi="Times New Roman" w:eastAsia="仿宋" w:cs="Times New Roman"/>
-          <w:color w:val="auto"/>
+          <w:rFonts w:ascii="仿宋" w:hAnsi="仿宋" w:eastAsia="仿宋" w:cs="Times New Roman"/>
+          <w:color w:val="auto"/>
+          <w:sz w:val="21"/>
           <w:szCs w:val="21"/>
           <w:highlight w:val="none"/>
         </w:rPr>
@@ -2418,8 +2648,9 @@
       </w:r>
       <w:r>
         <w:rPr>
-          <w:rFonts w:hint="eastAsia" w:ascii="Times New Roman" w:hAnsi="Times New Roman" w:eastAsia="仿宋" w:cs="Times New Roman"/>
-          <w:color w:val="auto"/>
+          <w:rFonts w:hint="eastAsia" w:ascii="仿宋" w:hAnsi="仿宋" w:eastAsia="仿宋" w:cs="Times New Roman"/>
+          <w:color w:val="auto"/>
+          <w:sz w:val="21"/>
           <w:szCs w:val="21"/>
           <w:highlight w:val="none"/>
         </w:rPr>
@@ -2427,8 +2658,9 @@
       </w:r>
       <w:r>
         <w:rPr>
-          <w:rFonts w:ascii="Times New Roman" w:hAnsi="Times New Roman" w:eastAsia="仿宋" w:cs="Times New Roman"/>
-          <w:color w:val="auto"/>
+          <w:rFonts w:ascii="仿宋" w:hAnsi="仿宋" w:eastAsia="仿宋" w:cs="Times New Roman"/>
+          <w:color w:val="auto"/>
+          <w:sz w:val="21"/>
           <w:szCs w:val="21"/>
           <w:highlight w:val="none"/>
         </w:rPr>
@@ -2456,8 +2688,9 @@
       </w:pPr>
       <w:r>
         <w:rPr>
-          <w:rFonts w:ascii="Times New Roman" w:hAnsi="Times New Roman" w:eastAsia="仿宋" w:cs="Times New Roman"/>
-          <w:color w:val="auto"/>
+          <w:rFonts w:ascii="仿宋" w:hAnsi="仿宋" w:eastAsia="仿宋" w:cs="Times New Roman"/>
+          <w:color w:val="auto"/>
+          <w:sz w:val="21"/>
           <w:szCs w:val="21"/>
           <w:highlight w:val="none"/>
         </w:rPr>
@@ -2465,8 +2698,9 @@
       </w:r>
       <w:r>
         <w:rPr>
-          <w:rFonts w:hint="eastAsia" w:ascii="Times New Roman" w:hAnsi="Times New Roman" w:eastAsia="仿宋" w:cs="Times New Roman"/>
-          <w:color w:val="auto"/>
+          <w:rFonts w:hint="eastAsia" w:ascii="仿宋" w:hAnsi="仿宋" w:eastAsia="仿宋" w:cs="Times New Roman"/>
+          <w:color w:val="auto"/>
+          <w:sz w:val="21"/>
           <w:szCs w:val="21"/>
           <w:highlight w:val="none"/>
         </w:rPr>
@@ -2494,8 +2728,9 @@
       </w:pPr>
       <w:r>
         <w:rPr>
-          <w:rFonts w:ascii="Times New Roman" w:hAnsi="Times New Roman" w:eastAsia="仿宋" w:cs="Times New Roman"/>
-          <w:color w:val="auto"/>
+          <w:rFonts w:ascii="仿宋" w:hAnsi="仿宋" w:eastAsia="仿宋" w:cs="Times New Roman"/>
+          <w:color w:val="auto"/>
+          <w:sz w:val="21"/>
           <w:szCs w:val="21"/>
           <w:highlight w:val="none"/>
         </w:rPr>
@@ -2503,8 +2738,9 @@
       </w:r>
       <w:r>
         <w:rPr>
-          <w:rFonts w:hint="eastAsia" w:ascii="Times New Roman" w:hAnsi="Times New Roman" w:eastAsia="仿宋" w:cs="Times New Roman"/>
-          <w:color w:val="auto"/>
+          <w:rFonts w:hint="eastAsia" w:ascii="仿宋" w:hAnsi="仿宋" w:eastAsia="仿宋" w:cs="Times New Roman"/>
+          <w:color w:val="auto"/>
+          <w:sz w:val="21"/>
           <w:szCs w:val="21"/>
           <w:highlight w:val="none"/>
         </w:rPr>
@@ -2512,8 +2748,9 @@
       </w:r>
       <w:r>
         <w:rPr>
-          <w:rFonts w:ascii="Times New Roman" w:hAnsi="Times New Roman" w:eastAsia="仿宋" w:cs="Times New Roman"/>
-          <w:color w:val="auto"/>
+          <w:rFonts w:ascii="仿宋" w:hAnsi="仿宋" w:eastAsia="仿宋" w:cs="Times New Roman"/>
+          <w:color w:val="auto"/>
+          <w:sz w:val="21"/>
           <w:szCs w:val="21"/>
           <w:highlight w:val="none"/>
         </w:rPr>
@@ -2521,8 +2758,9 @@
       </w:r>
       <w:r>
         <w:rPr>
-          <w:rFonts w:hint="eastAsia" w:ascii="Times New Roman" w:hAnsi="Times New Roman" w:eastAsia="仿宋" w:cs="Times New Roman"/>
-          <w:color w:val="auto"/>
+          <w:rFonts w:hint="eastAsia" w:ascii="仿宋" w:hAnsi="仿宋" w:eastAsia="仿宋" w:cs="Times New Roman"/>
+          <w:color w:val="auto"/>
+          <w:sz w:val="21"/>
           <w:szCs w:val="21"/>
           <w:highlight w:val="none"/>
         </w:rPr>
@@ -2530,8 +2768,9 @@
       </w:r>
       <w:r>
         <w:rPr>
-          <w:rFonts w:ascii="Times New Roman" w:hAnsi="Times New Roman" w:eastAsia="仿宋" w:cs="Times New Roman"/>
-          <w:color w:val="auto"/>
+          <w:rFonts w:ascii="仿宋" w:hAnsi="仿宋" w:eastAsia="仿宋" w:cs="Times New Roman"/>
+          <w:color w:val="auto"/>
+          <w:sz w:val="21"/>
           <w:szCs w:val="21"/>
           <w:highlight w:val="none"/>
         </w:rPr>
@@ -2539,8 +2778,9 @@
       </w:r>
       <w:r>
         <w:rPr>
-          <w:rFonts w:hint="eastAsia" w:ascii="Times New Roman" w:hAnsi="Times New Roman" w:eastAsia="仿宋" w:cs="Times New Roman"/>
-          <w:color w:val="auto"/>
+          <w:rFonts w:hint="eastAsia" w:ascii="仿宋" w:hAnsi="仿宋" w:eastAsia="仿宋" w:cs="Times New Roman"/>
+          <w:color w:val="auto"/>
+          <w:sz w:val="21"/>
           <w:szCs w:val="21"/>
           <w:highlight w:val="none"/>
         </w:rPr>
@@ -2548,8 +2788,9 @@
       </w:r>
       <w:r>
         <w:rPr>
-          <w:rFonts w:ascii="Times New Roman" w:hAnsi="Times New Roman" w:eastAsia="仿宋" w:cs="Times New Roman"/>
-          <w:color w:val="auto"/>
+          <w:rFonts w:ascii="仿宋" w:hAnsi="仿宋" w:eastAsia="仿宋" w:cs="Times New Roman"/>
+          <w:color w:val="auto"/>
+          <w:sz w:val="21"/>
           <w:szCs w:val="21"/>
           <w:highlight w:val="none"/>
         </w:rPr>
@@ -2557,8 +2798,9 @@
       </w:r>
       <w:r>
         <w:rPr>
-          <w:rFonts w:hint="eastAsia" w:ascii="Times New Roman" w:hAnsi="Times New Roman" w:eastAsia="仿宋" w:cs="Times New Roman"/>
-          <w:color w:val="auto"/>
+          <w:rFonts w:hint="eastAsia" w:ascii="仿宋" w:hAnsi="仿宋" w:eastAsia="仿宋" w:cs="Times New Roman"/>
+          <w:color w:val="auto"/>
+          <w:sz w:val="21"/>
           <w:szCs w:val="21"/>
           <w:highlight w:val="none"/>
         </w:rPr>
@@ -2566,8 +2808,9 @@
       </w:r>
       <w:r>
         <w:rPr>
-          <w:rFonts w:ascii="Times New Roman" w:hAnsi="Times New Roman" w:eastAsia="仿宋" w:cs="Times New Roman"/>
-          <w:color w:val="auto"/>
+          <w:rFonts w:ascii="仿宋" w:hAnsi="仿宋" w:eastAsia="仿宋" w:cs="Times New Roman"/>
+          <w:color w:val="auto"/>
+          <w:sz w:val="21"/>
           <w:szCs w:val="21"/>
           <w:highlight w:val="none"/>
         </w:rPr>
@@ -2575,8 +2818,9 @@
       </w:r>
       <w:r>
         <w:rPr>
-          <w:rFonts w:hint="eastAsia" w:ascii="Times New Roman" w:hAnsi="Times New Roman" w:eastAsia="仿宋" w:cs="Times New Roman"/>
-          <w:color w:val="auto"/>
+          <w:rFonts w:hint="eastAsia" w:ascii="仿宋" w:hAnsi="仿宋" w:eastAsia="仿宋" w:cs="Times New Roman"/>
+          <w:color w:val="auto"/>
+          <w:sz w:val="21"/>
           <w:szCs w:val="21"/>
           <w:highlight w:val="none"/>
         </w:rPr>
@@ -2584,8 +2828,9 @@
       </w:r>
       <w:r>
         <w:rPr>
-          <w:rFonts w:ascii="Times New Roman" w:hAnsi="Times New Roman" w:eastAsia="仿宋" w:cs="Times New Roman"/>
-          <w:color w:val="auto"/>
+          <w:rFonts w:ascii="仿宋" w:hAnsi="仿宋" w:eastAsia="仿宋" w:cs="Times New Roman"/>
+          <w:color w:val="auto"/>
+          <w:sz w:val="21"/>
           <w:szCs w:val="21"/>
           <w:highlight w:val="none"/>
         </w:rPr>
@@ -2593,8 +2838,9 @@
       </w:r>
       <w:r>
         <w:rPr>
-          <w:rFonts w:hint="eastAsia" w:ascii="Times New Roman" w:hAnsi="Times New Roman" w:eastAsia="仿宋" w:cs="Times New Roman"/>
-          <w:color w:val="auto"/>
+          <w:rFonts w:hint="eastAsia" w:ascii="仿宋" w:hAnsi="仿宋" w:eastAsia="仿宋" w:cs="Times New Roman"/>
+          <w:color w:val="auto"/>
+          <w:sz w:val="21"/>
           <w:szCs w:val="21"/>
           <w:highlight w:val="none"/>
         </w:rPr>
@@ -2602,8 +2848,9 @@
       </w:r>
       <w:r>
         <w:rPr>
-          <w:rFonts w:ascii="Times New Roman" w:hAnsi="Times New Roman" w:eastAsia="仿宋" w:cs="Times New Roman"/>
-          <w:color w:val="auto"/>
+          <w:rFonts w:ascii="仿宋" w:hAnsi="仿宋" w:eastAsia="仿宋" w:cs="Times New Roman"/>
+          <w:color w:val="auto"/>
+          <w:sz w:val="21"/>
           <w:szCs w:val="21"/>
           <w:highlight w:val="none"/>
         </w:rPr>
@@ -2611,8 +2858,9 @@
       </w:r>
       <w:r>
         <w:rPr>
-          <w:rFonts w:hint="eastAsia" w:ascii="Times New Roman" w:hAnsi="Times New Roman" w:eastAsia="仿宋" w:cs="Times New Roman"/>
-          <w:color w:val="auto"/>
+          <w:rFonts w:hint="eastAsia" w:ascii="仿宋" w:hAnsi="仿宋" w:eastAsia="仿宋" w:cs="Times New Roman"/>
+          <w:color w:val="auto"/>
+          <w:sz w:val="21"/>
           <w:szCs w:val="21"/>
           <w:highlight w:val="none"/>
         </w:rPr>
@@ -2620,8 +2868,9 @@
       </w:r>
       <w:r>
         <w:rPr>
-          <w:rFonts w:ascii="Times New Roman" w:hAnsi="Times New Roman" w:eastAsia="仿宋" w:cs="Times New Roman"/>
-          <w:color w:val="auto"/>
+          <w:rFonts w:ascii="仿宋" w:hAnsi="仿宋" w:eastAsia="仿宋" w:cs="Times New Roman"/>
+          <w:color w:val="auto"/>
+          <w:sz w:val="21"/>
           <w:szCs w:val="21"/>
           <w:highlight w:val="none"/>
         </w:rPr>
@@ -2639,7 +2888,9 @@
       </w:pPr>
       <w:r>
         <w:rPr>
-          <w:color w:val="auto"/>
+          <w:rFonts w:ascii="仿宋" w:hAnsi="仿宋" w:eastAsia="仿宋"/>
+          <w:color w:val="auto"/>
+          <w:sz w:val="21"/>
           <w:highlight w:val="none"/>
         </w:rPr>
         <w:t>质保及售后</w:t>
@@ -2686,6 +2937,10 @@
         </w:rPr>
       </w:pPr>
       <w:r>
+        <w:rPr>
+          <w:rFonts w:ascii="仿宋" w:hAnsi="仿宋" w:eastAsia="仿宋"/>
+          <w:sz w:val="21"/>
+        </w:rPr>
         <w:t>货到现场起计质保，质保期{{r warrantyMonths }}个月。在质保期内出现属乙方设备的质量问题（包括但不限于设计、制造、工艺、配套件的缺陷等而造成的任何设备质量问题或故障），乙方必须自接到甲方维修通知后8小时内进行响应并详细了解设备故障且提出解决方案。若甲方要求乙方到现场处理的，则乙方应在收到甲方通知后48小时内派人到现场提供免费维修（设备备品备件、零部件、人工费等一切费用均免费）并在甲方要求的合理期限内维修完成。乙方怠于维修或者未在甲方要求的合理期限内维修完成的，甲方有权委托第三方进行维修，由此产生的一切费用均由乙方承担，甲方有权从质保金中直接扣除。质保金扣除后，乙方应在收到甲方通知之日起3日内补足质保金。质保期外乙方按照成本价格收取维修费用。</w:t>
       </w:r>
     </w:p>
@@ -2710,8 +2965,9 @@
       </w:pPr>
       <w:r>
         <w:rPr>
-          <w:rFonts w:ascii="Times New Roman" w:hAnsi="Times New Roman" w:eastAsia="仿宋" w:cs="Times New Roman"/>
-          <w:color w:val="auto"/>
+          <w:rFonts w:ascii="仿宋" w:hAnsi="仿宋" w:eastAsia="仿宋" w:cs="Times New Roman"/>
+          <w:color w:val="auto"/>
+          <w:sz w:val="21"/>
           <w:szCs w:val="21"/>
           <w:highlight w:val="none"/>
         </w:rPr>
@@ -2719,8 +2975,9 @@
       </w:r>
       <w:r>
         <w:rPr>
-          <w:rFonts w:hint="eastAsia" w:ascii="Times New Roman" w:hAnsi="Times New Roman" w:eastAsia="仿宋" w:cs="Times New Roman"/>
-          <w:color w:val="auto"/>
+          <w:rFonts w:hint="eastAsia" w:ascii="仿宋" w:hAnsi="仿宋" w:eastAsia="仿宋" w:cs="Times New Roman"/>
+          <w:color w:val="auto"/>
+          <w:sz w:val="21"/>
           <w:szCs w:val="21"/>
           <w:highlight w:val="none"/>
         </w:rPr>
@@ -2728,8 +2985,9 @@
       </w:r>
       <w:r>
         <w:rPr>
-          <w:rFonts w:ascii="Times New Roman" w:hAnsi="Times New Roman" w:eastAsia="仿宋" w:cs="Times New Roman"/>
-          <w:color w:val="auto"/>
+          <w:rFonts w:ascii="仿宋" w:hAnsi="仿宋" w:eastAsia="仿宋" w:cs="Times New Roman"/>
+          <w:color w:val="auto"/>
+          <w:sz w:val="21"/>
           <w:szCs w:val="21"/>
           <w:highlight w:val="none"/>
         </w:rPr>
@@ -2737,8 +2995,9 @@
       </w:r>
       <w:r>
         <w:rPr>
-          <w:rFonts w:hint="eastAsia" w:ascii="Times New Roman" w:hAnsi="Times New Roman" w:eastAsia="仿宋" w:cs="Times New Roman"/>
-          <w:color w:val="auto"/>
+          <w:rFonts w:hint="eastAsia" w:ascii="仿宋" w:hAnsi="仿宋" w:eastAsia="仿宋" w:cs="Times New Roman"/>
+          <w:color w:val="auto"/>
+          <w:sz w:val="21"/>
           <w:szCs w:val="21"/>
           <w:highlight w:val="none"/>
           <w:lang w:val="en-US" w:eastAsia="zh-CN"/>
@@ -2747,8 +3006,9 @@
       </w:r>
       <w:r>
         <w:rPr>
-          <w:rFonts w:ascii="Times New Roman" w:hAnsi="Times New Roman" w:eastAsia="仿宋" w:cs="Times New Roman"/>
-          <w:color w:val="auto"/>
+          <w:rFonts w:ascii="仿宋" w:hAnsi="仿宋" w:eastAsia="仿宋" w:cs="Times New Roman"/>
+          <w:color w:val="auto"/>
+          <w:sz w:val="21"/>
           <w:szCs w:val="21"/>
           <w:highlight w:val="none"/>
         </w:rPr>
@@ -2766,7 +3026,9 @@
       </w:pPr>
       <w:r>
         <w:rPr>
-          <w:color w:val="auto"/>
+          <w:rFonts w:ascii="仿宋" w:hAnsi="仿宋" w:eastAsia="仿宋"/>
+          <w:color w:val="auto"/>
+          <w:sz w:val="21"/>
           <w:highlight w:val="none"/>
         </w:rPr>
         <w:t>付款期限与方式</w:t>
@@ -2814,8 +3076,9 @@
       </w:pPr>
       <w:r>
         <w:rPr>
-          <w:rFonts w:ascii="Times New Roman" w:hAnsi="Times New Roman" w:eastAsia="仿宋" w:cs="Times New Roman"/>
-          <w:color w:val="auto"/>
+          <w:rFonts w:ascii="仿宋" w:hAnsi="仿宋" w:eastAsia="仿宋" w:cs="Times New Roman"/>
+          <w:color w:val="auto"/>
+          <w:sz w:val="21"/>
           <w:szCs w:val="21"/>
           <w:highlight w:val="none"/>
         </w:rPr>
@@ -2824,6 +3087,10 @@
     </w:p>
     <w:p>
       <w:r>
+        <w:rPr>
+          <w:rFonts w:ascii="仿宋" w:hAnsi="仿宋" w:eastAsia="仿宋"/>
+          <w:sz w:val="21"/>
+        </w:rPr>
         <w:t>{% if hasPaymentTermsOverride %}</w:t>
       </w:r>
     </w:p>
@@ -2832,11 +3099,19 @@
         <w:ind w:left="559" w:firstLine="0"/>
       </w:pPr>
       <w:r>
+        <w:rPr>
+          <w:rFonts w:ascii="仿宋" w:hAnsi="仿宋" w:eastAsia="仿宋"/>
+          <w:sz w:val="21"/>
+        </w:rPr>
         <w:t>{{r paymentTermsOverride }}</w:t>
       </w:r>
     </w:p>
     <w:p>
       <w:r>
+        <w:rPr>
+          <w:rFonts w:ascii="仿宋" w:hAnsi="仿宋" w:eastAsia="仿宋"/>
+          <w:sz w:val="21"/>
+        </w:rPr>
         <w:t>{% else %}</w:t>
       </w:r>
     </w:p>
@@ -2856,6 +3131,10 @@
         </w:rPr>
       </w:pPr>
       <w:r>
+        <w:rPr>
+          <w:rFonts w:ascii="仿宋" w:hAnsi="仿宋" w:eastAsia="仿宋"/>
+          <w:sz w:val="21"/>
+        </w:rPr>
         <w:t>（1）预付款：合同总价的{{r advancePaymentRate }}%。</w:t>
       </w:r>
     </w:p>
@@ -2875,6 +3154,10 @@
         </w:rPr>
       </w:pPr>
       <w:r>
+        <w:rPr>
+          <w:rFonts w:ascii="仿宋" w:hAnsi="仿宋" w:eastAsia="仿宋"/>
+          <w:sz w:val="21"/>
+        </w:rPr>
         <w:t>（2）发货款：本合同项下设备经甲方确认满足发货条件后支付合同总价的{{r deliveryPaymentRate }}%，乙方应于付款后3日内将全部设备发运并按本合同约定将相关运输物流信息通知甲方。</w:t>
       </w:r>
     </w:p>
@@ -2894,6 +3177,10 @@
         </w:rPr>
       </w:pPr>
       <w:r>
+        <w:rPr>
+          <w:rFonts w:ascii="仿宋" w:hAnsi="仿宋" w:eastAsia="仿宋"/>
+          <w:sz w:val="21"/>
+        </w:rPr>
         <w:t>（3）到货款：乙方按约将本合同项下全部设备运抵至交货地点后15个工作日内，甲方向乙方支付合同总价的{{r arrivalPaymentRate }}%。申请付款前，乙方需提供甲方签收人员签字签日期的《送货单》。</w:t>
       </w:r>
     </w:p>
@@ -2928,6 +3215,10 @@
         </w:rPr>
       </w:pPr>
       <w:r>
+        <w:rPr>
+          <w:rFonts w:ascii="仿宋" w:hAnsi="仿宋" w:eastAsia="仿宋"/>
+          <w:sz w:val="21"/>
+        </w:rPr>
         <w:t>（4）验收款：本合同项下所有设备（含增补项）安装、调试完成，经质量、性能验收合格并稳定运行2个月后，甲方向乙方支付合同总价的{{r acceptancePaymentRate }}%。申请付款前，如需要厂家到场调试，乙方需提供调试记录等过程资料及甲方盖章的《验收单》，如不需要厂家到场调试，则以验收单或系统单机调试或到场后6个月，视为验收通过。</w:t>
       </w:r>
     </w:p>
@@ -2952,11 +3243,19 @@
         </w:rPr>
       </w:pPr>
       <w:r>
+        <w:rPr>
+          <w:rFonts w:ascii="仿宋" w:hAnsi="仿宋" w:eastAsia="仿宋"/>
+          <w:sz w:val="21"/>
+        </w:rPr>
         <w:t>（5）质保金：剩余合同总价的{{r warrantyDepositRate }}%作为质保金，质保期满且运行无问题，甲方出具《质保期满验收合格证明》后5个工作日内，扣除乙方应承担的违约金、罚款等费用（如有）后无息支付给乙方。</w:t>
       </w:r>
     </w:p>
     <w:p>
       <w:r>
+        <w:rPr>
+          <w:rFonts w:ascii="仿宋" w:hAnsi="仿宋" w:eastAsia="仿宋"/>
+          <w:sz w:val="21"/>
+        </w:rPr>
         <w:t>{% endif %}</w:t>
       </w:r>
     </w:p>
@@ -2981,8 +3280,9 @@
       </w:pPr>
       <w:r>
         <w:rPr>
-          <w:rFonts w:hint="eastAsia" w:ascii="Times New Roman" w:hAnsi="Times New Roman" w:eastAsia="仿宋" w:cs="Times New Roman"/>
-          <w:color w:val="auto"/>
+          <w:rFonts w:hint="eastAsia" w:ascii="仿宋" w:hAnsi="仿宋" w:eastAsia="仿宋" w:cs="Times New Roman"/>
+          <w:color w:val="auto"/>
+          <w:sz w:val="21"/>
           <w:szCs w:val="21"/>
           <w:highlight w:val="none"/>
         </w:rPr>
@@ -3024,8 +3324,9 @@
       </w:pPr>
       <w:r>
         <w:rPr>
-          <w:rFonts w:hint="eastAsia" w:ascii="Times New Roman" w:hAnsi="Times New Roman" w:eastAsia="仿宋" w:cs="Times New Roman"/>
-          <w:color w:val="auto"/>
+          <w:rFonts w:hint="eastAsia" w:ascii="仿宋" w:hAnsi="仿宋" w:eastAsia="仿宋" w:cs="Times New Roman"/>
+          <w:color w:val="auto"/>
+          <w:sz w:val="21"/>
           <w:szCs w:val="21"/>
           <w:highlight w:val="none"/>
         </w:rPr>
@@ -3068,8 +3369,9 @@
       </w:pPr>
       <w:r>
         <w:rPr>
-          <w:rFonts w:hint="eastAsia" w:ascii="Times New Roman" w:hAnsi="Times New Roman" w:eastAsia="仿宋" w:cs="Times New Roman"/>
-          <w:color w:val="auto"/>
+          <w:rFonts w:hint="eastAsia" w:ascii="仿宋" w:hAnsi="仿宋" w:eastAsia="仿宋" w:cs="Times New Roman"/>
+          <w:color w:val="auto"/>
+          <w:sz w:val="21"/>
           <w:szCs w:val="21"/>
           <w:highlight w:val="none"/>
           <w:lang w:eastAsia="zh-CN"/>
@@ -3078,8 +3380,9 @@
       </w:r>
       <w:r>
         <w:rPr>
-          <w:rFonts w:hint="eastAsia" w:ascii="Times New Roman" w:hAnsi="Times New Roman" w:eastAsia="仿宋" w:cs="Times New Roman"/>
-          <w:color w:val="auto"/>
+          <w:rFonts w:hint="eastAsia" w:ascii="仿宋" w:hAnsi="仿宋" w:eastAsia="仿宋" w:cs="Times New Roman"/>
+          <w:color w:val="auto"/>
+          <w:sz w:val="21"/>
           <w:szCs w:val="21"/>
           <w:highlight w:val="none"/>
         </w:rPr>
@@ -3087,8 +3390,9 @@
       </w:r>
       <w:r>
         <w:rPr>
-          <w:rFonts w:hint="eastAsia" w:ascii="Times New Roman" w:hAnsi="Times New Roman" w:eastAsia="仿宋" w:cs="Times New Roman"/>
-          <w:color w:val="auto"/>
+          <w:rFonts w:hint="eastAsia" w:ascii="仿宋" w:hAnsi="仿宋" w:eastAsia="仿宋" w:cs="Times New Roman"/>
+          <w:color w:val="auto"/>
+          <w:sz w:val="21"/>
           <w:szCs w:val="21"/>
           <w:highlight w:val="none"/>
           <w:lang w:eastAsia="zh-CN"/>
@@ -3097,8 +3401,9 @@
       </w:r>
       <w:r>
         <w:rPr>
-          <w:rFonts w:hint="eastAsia" w:ascii="Times New Roman" w:hAnsi="Times New Roman" w:eastAsia="仿宋" w:cs="Times New Roman"/>
-          <w:color w:val="auto"/>
+          <w:rFonts w:hint="eastAsia" w:ascii="仿宋" w:hAnsi="仿宋" w:eastAsia="仿宋" w:cs="Times New Roman"/>
+          <w:color w:val="auto"/>
+          <w:sz w:val="21"/>
           <w:szCs w:val="21"/>
           <w:highlight w:val="none"/>
         </w:rPr>
@@ -3126,8 +3431,9 @@
       </w:pPr>
       <w:r>
         <w:rPr>
-          <w:rFonts w:ascii="Times New Roman" w:hAnsi="Times New Roman" w:eastAsia="仿宋" w:cs="Times New Roman"/>
-          <w:color w:val="auto"/>
+          <w:rFonts w:ascii="仿宋" w:hAnsi="仿宋" w:eastAsia="仿宋" w:cs="Times New Roman"/>
+          <w:color w:val="auto"/>
+          <w:sz w:val="21"/>
           <w:szCs w:val="21"/>
           <w:highlight w:val="none"/>
         </w:rPr>
@@ -3154,6 +3460,10 @@
         </w:rPr>
       </w:pPr>
       <w:r>
+        <w:rPr>
+          <w:rFonts w:ascii="仿宋" w:hAnsi="仿宋" w:eastAsia="仿宋"/>
+          <w:sz w:val="21"/>
+        </w:rPr>
         <w:t>乙方在收款前应向甲方开具正规的{{r taxRate }}%增值税专用发票，否则甲方有权拒绝支付相应费用。若乙方提供不符合要求的发票（如虚开发票、假发票等），甲方将暂停支付全部应付款项，并要求乙方重新提供合格发票，因乙方发票问题造成的甲方损失均由乙方承担。如因此导致甲方被税务部门等行政机关处罚的，乙方另需支付合同金额50%的惩罚性违约金。</w:t>
       </w:r>
     </w:p>
@@ -3168,7 +3478,9 @@
       </w:pPr>
       <w:r>
         <w:rPr>
-          <w:color w:val="auto"/>
+          <w:rFonts w:ascii="仿宋" w:hAnsi="仿宋" w:eastAsia="仿宋"/>
+          <w:color w:val="auto"/>
+          <w:sz w:val="21"/>
           <w:highlight w:val="none"/>
         </w:rPr>
         <w:t>双方的权利和义务</w:t>
@@ -3215,6 +3527,10 @@
         </w:rPr>
       </w:pPr>
       <w:r>
+        <w:rPr>
+          <w:rFonts w:ascii="仿宋" w:hAnsi="仿宋" w:eastAsia="仿宋"/>
+          <w:sz w:val="21"/>
+        </w:rPr>
         <w:t>乙方指派{{r supplierRepresentativeName }}（身份证号码：{{r supplierRepresentativeIdNo }}、联系电话{{r supplierRepresentativePhone }}、联系地址{{r supplierRepresentativeAddress }}、邮箱{{r supplierRepresentativeEmail }}）为乙方代表（下称“乙方代表人”），全面负责本合同的履行、沟通、协调事宜，其所签署的文件即为乙方的真实意思表示，乙方均予以认可。</w:t>
       </w:r>
     </w:p>
@@ -3239,8 +3555,9 @@
       </w:pPr>
       <w:r>
         <w:rPr>
-          <w:rFonts w:ascii="Times New Roman" w:hAnsi="Times New Roman" w:eastAsia="仿宋" w:cs="Times New Roman"/>
-          <w:color w:val="auto"/>
+          <w:rFonts w:ascii="仿宋" w:hAnsi="仿宋" w:eastAsia="仿宋" w:cs="Times New Roman"/>
+          <w:color w:val="auto"/>
+          <w:sz w:val="21"/>
           <w:szCs w:val="21"/>
           <w:highlight w:val="none"/>
         </w:rPr>
@@ -3268,8 +3585,9 @@
       </w:pPr>
       <w:r>
         <w:rPr>
-          <w:rFonts w:ascii="Times New Roman" w:hAnsi="Times New Roman" w:eastAsia="仿宋" w:cs="Times New Roman"/>
-          <w:color w:val="auto"/>
+          <w:rFonts w:ascii="仿宋" w:hAnsi="仿宋" w:eastAsia="仿宋" w:cs="Times New Roman"/>
+          <w:color w:val="auto"/>
+          <w:sz w:val="21"/>
           <w:szCs w:val="21"/>
           <w:highlight w:val="none"/>
         </w:rPr>
@@ -3297,8 +3615,9 @@
       </w:pPr>
       <w:r>
         <w:rPr>
-          <w:rFonts w:ascii="Times New Roman" w:hAnsi="Times New Roman" w:eastAsia="仿宋" w:cs="Times New Roman"/>
-          <w:color w:val="auto"/>
+          <w:rFonts w:ascii="仿宋" w:hAnsi="仿宋" w:eastAsia="仿宋" w:cs="Times New Roman"/>
+          <w:color w:val="auto"/>
+          <w:sz w:val="21"/>
           <w:szCs w:val="21"/>
           <w:highlight w:val="none"/>
         </w:rPr>
@@ -3306,8 +3625,9 @@
       </w:r>
       <w:r>
         <w:rPr>
-          <w:rFonts w:hint="eastAsia" w:ascii="Times New Roman" w:hAnsi="Times New Roman" w:eastAsia="仿宋" w:cs="Times New Roman"/>
-          <w:color w:val="auto"/>
+          <w:rFonts w:hint="eastAsia" w:ascii="仿宋" w:hAnsi="仿宋" w:eastAsia="仿宋" w:cs="Times New Roman"/>
+          <w:color w:val="auto"/>
+          <w:sz w:val="21"/>
           <w:szCs w:val="21"/>
           <w:highlight w:val="none"/>
         </w:rPr>
@@ -3315,8 +3635,9 @@
       </w:r>
       <w:r>
         <w:rPr>
-          <w:rFonts w:ascii="Times New Roman" w:hAnsi="Times New Roman" w:eastAsia="仿宋" w:cs="Times New Roman"/>
-          <w:color w:val="auto"/>
+          <w:rFonts w:ascii="仿宋" w:hAnsi="仿宋" w:eastAsia="仿宋" w:cs="Times New Roman"/>
+          <w:color w:val="auto"/>
+          <w:sz w:val="21"/>
           <w:szCs w:val="21"/>
           <w:highlight w:val="none"/>
         </w:rPr>
@@ -3324,8 +3645,9 @@
       </w:r>
       <w:r>
         <w:rPr>
-          <w:rFonts w:hint="eastAsia" w:ascii="Times New Roman" w:hAnsi="Times New Roman" w:eastAsia="仿宋" w:cs="Times New Roman"/>
-          <w:color w:val="auto"/>
+          <w:rFonts w:hint="eastAsia" w:ascii="仿宋" w:hAnsi="仿宋" w:eastAsia="仿宋" w:cs="Times New Roman"/>
+          <w:color w:val="auto"/>
+          <w:sz w:val="21"/>
           <w:szCs w:val="21"/>
           <w:highlight w:val="none"/>
         </w:rPr>
@@ -3343,7 +3665,9 @@
       </w:pPr>
       <w:r>
         <w:rPr>
-          <w:color w:val="auto"/>
+          <w:rFonts w:ascii="仿宋" w:hAnsi="仿宋" w:eastAsia="仿宋"/>
+          <w:color w:val="auto"/>
+          <w:sz w:val="21"/>
           <w:highlight w:val="none"/>
         </w:rPr>
         <w:t>违约责任</w:t>
@@ -3391,8 +3715,9 @@
       </w:pPr>
       <w:r>
         <w:rPr>
-          <w:rFonts w:ascii="Times New Roman" w:hAnsi="Times New Roman" w:eastAsia="仿宋" w:cs="Times New Roman"/>
-          <w:color w:val="auto"/>
+          <w:rFonts w:ascii="仿宋" w:hAnsi="仿宋" w:eastAsia="仿宋" w:cs="Times New Roman"/>
+          <w:color w:val="auto"/>
+          <w:sz w:val="21"/>
           <w:szCs w:val="21"/>
           <w:highlight w:val="none"/>
         </w:rPr>
@@ -3400,8 +3725,9 @@
       </w:r>
       <w:r>
         <w:rPr>
-          <w:rFonts w:hint="eastAsia" w:ascii="Times New Roman" w:hAnsi="Times New Roman" w:eastAsia="仿宋" w:cs="Times New Roman"/>
-          <w:color w:val="auto"/>
+          <w:rFonts w:hint="eastAsia" w:ascii="仿宋" w:hAnsi="仿宋" w:eastAsia="仿宋" w:cs="Times New Roman"/>
+          <w:color w:val="auto"/>
+          <w:sz w:val="21"/>
           <w:szCs w:val="21"/>
           <w:highlight w:val="none"/>
         </w:rPr>
@@ -3409,8 +3735,9 @@
       </w:r>
       <w:r>
         <w:rPr>
-          <w:rFonts w:ascii="Times New Roman" w:hAnsi="Times New Roman" w:eastAsia="仿宋" w:cs="Times New Roman"/>
-          <w:color w:val="auto"/>
+          <w:rFonts w:ascii="仿宋" w:hAnsi="仿宋" w:eastAsia="仿宋" w:cs="Times New Roman"/>
+          <w:color w:val="auto"/>
+          <w:sz w:val="21"/>
           <w:szCs w:val="21"/>
           <w:highlight w:val="none"/>
         </w:rPr>
@@ -3418,8 +3745,9 @@
       </w:r>
       <w:r>
         <w:rPr>
-          <w:rFonts w:hint="eastAsia" w:ascii="Times New Roman" w:hAnsi="Times New Roman" w:eastAsia="仿宋" w:cs="Times New Roman"/>
-          <w:color w:val="auto"/>
+          <w:rFonts w:hint="eastAsia" w:ascii="仿宋" w:hAnsi="仿宋" w:eastAsia="仿宋" w:cs="Times New Roman"/>
+          <w:color w:val="auto"/>
+          <w:sz w:val="21"/>
           <w:szCs w:val="21"/>
           <w:highlight w:val="none"/>
         </w:rPr>
@@ -3427,8 +3755,9 @@
       </w:r>
       <w:r>
         <w:rPr>
-          <w:rFonts w:ascii="Times New Roman" w:hAnsi="Times New Roman" w:eastAsia="仿宋" w:cs="Times New Roman"/>
-          <w:color w:val="auto"/>
+          <w:rFonts w:ascii="仿宋" w:hAnsi="仿宋" w:eastAsia="仿宋" w:cs="Times New Roman"/>
+          <w:color w:val="auto"/>
+          <w:sz w:val="21"/>
           <w:szCs w:val="21"/>
           <w:highlight w:val="none"/>
         </w:rPr>
@@ -3437,8 +3766,9 @@
       <w:bookmarkStart w:id="2" w:name="OLE_LINK20"/>
       <w:r>
         <w:rPr>
-          <w:rFonts w:ascii="Times New Roman" w:hAnsi="Times New Roman" w:eastAsia="仿宋" w:cs="Times New Roman"/>
-          <w:color w:val="auto"/>
+          <w:rFonts w:ascii="仿宋" w:hAnsi="仿宋" w:eastAsia="仿宋" w:cs="Times New Roman"/>
+          <w:color w:val="auto"/>
+          <w:sz w:val="21"/>
           <w:szCs w:val="21"/>
           <w:highlight w:val="none"/>
         </w:rPr>
@@ -3446,8 +3776,9 @@
       </w:r>
       <w:r>
         <w:rPr>
-          <w:rFonts w:hint="eastAsia" w:ascii="Times New Roman" w:hAnsi="Times New Roman" w:eastAsia="仿宋" w:cs="Times New Roman"/>
-          <w:color w:val="auto"/>
+          <w:rFonts w:hint="eastAsia" w:ascii="仿宋" w:hAnsi="仿宋" w:eastAsia="仿宋" w:cs="Times New Roman"/>
+          <w:color w:val="auto"/>
+          <w:sz w:val="21"/>
           <w:szCs w:val="21"/>
           <w:highlight w:val="none"/>
         </w:rPr>
@@ -3455,8 +3786,9 @@
       </w:r>
       <w:r>
         <w:rPr>
-          <w:rFonts w:ascii="Times New Roman" w:hAnsi="Times New Roman" w:eastAsia="仿宋" w:cs="Times New Roman"/>
-          <w:color w:val="auto"/>
+          <w:rFonts w:ascii="仿宋" w:hAnsi="仿宋" w:eastAsia="仿宋" w:cs="Times New Roman"/>
+          <w:color w:val="auto"/>
+          <w:sz w:val="21"/>
           <w:szCs w:val="21"/>
           <w:highlight w:val="none"/>
         </w:rPr>
@@ -3465,8 +3797,9 @@
       <w:bookmarkEnd w:id="2"/>
       <w:r>
         <w:rPr>
-          <w:rFonts w:ascii="Times New Roman" w:hAnsi="Times New Roman" w:eastAsia="仿宋" w:cs="Times New Roman"/>
-          <w:color w:val="auto"/>
+          <w:rFonts w:ascii="仿宋" w:hAnsi="仿宋" w:eastAsia="仿宋" w:cs="Times New Roman"/>
+          <w:color w:val="auto"/>
+          <w:sz w:val="21"/>
           <w:szCs w:val="21"/>
           <w:highlight w:val="none"/>
         </w:rPr>
@@ -3494,8 +3827,9 @@
       </w:pPr>
       <w:r>
         <w:rPr>
-          <w:rFonts w:hint="eastAsia" w:ascii="Times New Roman" w:hAnsi="Times New Roman" w:eastAsia="仿宋" w:cs="Times New Roman"/>
-          <w:color w:val="auto"/>
+          <w:rFonts w:hint="eastAsia" w:ascii="仿宋" w:hAnsi="仿宋" w:eastAsia="仿宋" w:cs="Times New Roman"/>
+          <w:color w:val="auto"/>
+          <w:sz w:val="21"/>
           <w:szCs w:val="21"/>
           <w:highlight w:val="none"/>
         </w:rPr>
@@ -3523,8 +3857,9 @@
       </w:pPr>
       <w:r>
         <w:rPr>
-          <w:rFonts w:ascii="Times New Roman" w:hAnsi="Times New Roman" w:eastAsia="仿宋" w:cs="Times New Roman"/>
-          <w:color w:val="auto"/>
+          <w:rFonts w:ascii="仿宋" w:hAnsi="仿宋" w:eastAsia="仿宋" w:cs="Times New Roman"/>
+          <w:color w:val="auto"/>
+          <w:sz w:val="21"/>
           <w:szCs w:val="21"/>
           <w:highlight w:val="none"/>
         </w:rPr>
@@ -3542,7 +3877,9 @@
       </w:pPr>
       <w:r>
         <w:rPr>
-          <w:color w:val="auto"/>
+          <w:rFonts w:ascii="仿宋" w:hAnsi="仿宋" w:eastAsia="仿宋"/>
+          <w:color w:val="auto"/>
+          <w:sz w:val="21"/>
           <w:highlight w:val="none"/>
         </w:rPr>
         <w:t>保密条款</w:t>
@@ -3590,8 +3927,9 @@
       </w:pPr>
       <w:r>
         <w:rPr>
-          <w:rFonts w:ascii="Times New Roman" w:hAnsi="Times New Roman" w:eastAsia="仿宋" w:cs="Times New Roman"/>
-          <w:color w:val="auto"/>
+          <w:rFonts w:ascii="仿宋" w:hAnsi="仿宋" w:eastAsia="仿宋" w:cs="Times New Roman"/>
+          <w:color w:val="auto"/>
+          <w:sz w:val="21"/>
           <w:szCs w:val="21"/>
           <w:highlight w:val="none"/>
         </w:rPr>
@@ -3599,8 +3937,9 @@
       </w:r>
       <w:r>
         <w:rPr>
-          <w:rFonts w:hint="eastAsia" w:ascii="Times New Roman" w:hAnsi="Times New Roman" w:eastAsia="仿宋" w:cs="Times New Roman"/>
-          <w:color w:val="auto"/>
+          <w:rFonts w:hint="eastAsia" w:ascii="仿宋" w:hAnsi="仿宋" w:eastAsia="仿宋" w:cs="Times New Roman"/>
+          <w:color w:val="auto"/>
+          <w:sz w:val="21"/>
           <w:szCs w:val="21"/>
           <w:highlight w:val="none"/>
         </w:rPr>
@@ -3608,8 +3947,9 @@
       </w:r>
       <w:r>
         <w:rPr>
-          <w:rFonts w:ascii="Times New Roman" w:hAnsi="Times New Roman" w:eastAsia="仿宋" w:cs="Times New Roman"/>
-          <w:color w:val="auto"/>
+          <w:rFonts w:ascii="仿宋" w:hAnsi="仿宋" w:eastAsia="仿宋" w:cs="Times New Roman"/>
+          <w:color w:val="auto"/>
+          <w:sz w:val="21"/>
           <w:szCs w:val="21"/>
           <w:highlight w:val="none"/>
         </w:rPr>
@@ -3617,8 +3957,9 @@
       </w:r>
       <w:r>
         <w:rPr>
-          <w:rFonts w:hint="eastAsia" w:ascii="Times New Roman" w:hAnsi="Times New Roman" w:eastAsia="仿宋" w:cs="Times New Roman"/>
-          <w:color w:val="auto"/>
+          <w:rFonts w:hint="eastAsia" w:ascii="仿宋" w:hAnsi="仿宋" w:eastAsia="仿宋" w:cs="Times New Roman"/>
+          <w:color w:val="auto"/>
+          <w:sz w:val="21"/>
           <w:szCs w:val="21"/>
           <w:highlight w:val="none"/>
         </w:rPr>
@@ -3626,8 +3967,9 @@
       </w:r>
       <w:r>
         <w:rPr>
-          <w:rFonts w:ascii="Times New Roman" w:hAnsi="Times New Roman" w:eastAsia="仿宋" w:cs="Times New Roman"/>
-          <w:color w:val="auto"/>
+          <w:rFonts w:ascii="仿宋" w:hAnsi="仿宋" w:eastAsia="仿宋" w:cs="Times New Roman"/>
+          <w:color w:val="auto"/>
+          <w:sz w:val="21"/>
           <w:szCs w:val="21"/>
           <w:highlight w:val="none"/>
         </w:rPr>
@@ -3635,8 +3977,9 @@
       </w:r>
       <w:r>
         <w:rPr>
-          <w:rFonts w:hint="eastAsia" w:ascii="Times New Roman" w:hAnsi="Times New Roman" w:eastAsia="仿宋" w:cs="Times New Roman"/>
-          <w:color w:val="auto"/>
+          <w:rFonts w:hint="eastAsia" w:ascii="仿宋" w:hAnsi="仿宋" w:eastAsia="仿宋" w:cs="Times New Roman"/>
+          <w:color w:val="auto"/>
+          <w:sz w:val="21"/>
           <w:szCs w:val="21"/>
           <w:highlight w:val="none"/>
         </w:rPr>
@@ -3644,8 +3987,9 @@
       </w:r>
       <w:r>
         <w:rPr>
-          <w:rFonts w:ascii="Times New Roman" w:hAnsi="Times New Roman" w:eastAsia="仿宋" w:cs="Times New Roman"/>
-          <w:color w:val="auto"/>
+          <w:rFonts w:ascii="仿宋" w:hAnsi="仿宋" w:eastAsia="仿宋" w:cs="Times New Roman"/>
+          <w:color w:val="auto"/>
+          <w:sz w:val="21"/>
           <w:szCs w:val="21"/>
           <w:highlight w:val="none"/>
         </w:rPr>
@@ -3653,8 +3997,9 @@
       </w:r>
       <w:r>
         <w:rPr>
-          <w:rFonts w:hint="eastAsia" w:ascii="Times New Roman" w:hAnsi="Times New Roman" w:eastAsia="仿宋" w:cs="Times New Roman"/>
-          <w:color w:val="auto"/>
+          <w:rFonts w:hint="eastAsia" w:ascii="仿宋" w:hAnsi="仿宋" w:eastAsia="仿宋" w:cs="Times New Roman"/>
+          <w:color w:val="auto"/>
+          <w:sz w:val="21"/>
           <w:szCs w:val="21"/>
           <w:highlight w:val="none"/>
         </w:rPr>
@@ -3662,8 +4007,9 @@
       </w:r>
       <w:r>
         <w:rPr>
-          <w:rFonts w:ascii="Times New Roman" w:hAnsi="Times New Roman" w:eastAsia="仿宋" w:cs="Times New Roman"/>
-          <w:color w:val="auto"/>
+          <w:rFonts w:ascii="仿宋" w:hAnsi="仿宋" w:eastAsia="仿宋" w:cs="Times New Roman"/>
+          <w:color w:val="auto"/>
+          <w:sz w:val="21"/>
           <w:szCs w:val="21"/>
           <w:highlight w:val="none"/>
         </w:rPr>
@@ -3681,7 +4027,9 @@
       </w:pPr>
       <w:r>
         <w:rPr>
-          <w:color w:val="auto"/>
+          <w:rFonts w:ascii="仿宋" w:hAnsi="仿宋" w:eastAsia="仿宋"/>
+          <w:color w:val="auto"/>
+          <w:sz w:val="21"/>
           <w:highlight w:val="none"/>
         </w:rPr>
         <w:t>不可抗力</w:t>
@@ -3729,8 +4077,9 @@
       </w:pPr>
       <w:r>
         <w:rPr>
-          <w:rFonts w:ascii="Times New Roman" w:hAnsi="Times New Roman" w:eastAsia="仿宋" w:cs="Times New Roman"/>
-          <w:color w:val="auto"/>
+          <w:rFonts w:ascii="仿宋" w:hAnsi="仿宋" w:eastAsia="仿宋" w:cs="Times New Roman"/>
+          <w:color w:val="auto"/>
+          <w:sz w:val="21"/>
           <w:szCs w:val="21"/>
           <w:highlight w:val="none"/>
         </w:rPr>
@@ -3738,8 +4087,9 @@
       </w:r>
       <w:r>
         <w:rPr>
-          <w:rFonts w:hint="eastAsia" w:ascii="Times New Roman" w:hAnsi="Times New Roman" w:eastAsia="仿宋" w:cs="Times New Roman"/>
-          <w:color w:val="auto"/>
+          <w:rFonts w:hint="eastAsia" w:ascii="仿宋" w:hAnsi="仿宋" w:eastAsia="仿宋" w:cs="Times New Roman"/>
+          <w:color w:val="auto"/>
+          <w:sz w:val="21"/>
           <w:szCs w:val="21"/>
           <w:highlight w:val="none"/>
         </w:rPr>
@@ -3747,8 +4097,9 @@
       </w:r>
       <w:r>
         <w:rPr>
-          <w:rFonts w:ascii="Times New Roman" w:hAnsi="Times New Roman" w:eastAsia="仿宋" w:cs="Times New Roman"/>
-          <w:color w:val="auto"/>
+          <w:rFonts w:ascii="仿宋" w:hAnsi="仿宋" w:eastAsia="仿宋" w:cs="Times New Roman"/>
+          <w:color w:val="auto"/>
+          <w:sz w:val="21"/>
           <w:szCs w:val="21"/>
           <w:highlight w:val="none"/>
         </w:rPr>
@@ -3756,8 +4107,9 @@
       </w:r>
       <w:r>
         <w:rPr>
-          <w:rFonts w:hint="eastAsia" w:ascii="Times New Roman" w:hAnsi="Times New Roman" w:eastAsia="仿宋" w:cs="Times New Roman"/>
-          <w:color w:val="auto"/>
+          <w:rFonts w:hint="eastAsia" w:ascii="仿宋" w:hAnsi="仿宋" w:eastAsia="仿宋" w:cs="Times New Roman"/>
+          <w:color w:val="auto"/>
+          <w:sz w:val="21"/>
           <w:szCs w:val="21"/>
           <w:highlight w:val="none"/>
         </w:rPr>
@@ -3765,8 +4117,9 @@
       </w:r>
       <w:r>
         <w:rPr>
-          <w:rFonts w:ascii="Times New Roman" w:hAnsi="Times New Roman" w:eastAsia="仿宋" w:cs="Times New Roman"/>
-          <w:color w:val="auto"/>
+          <w:rFonts w:ascii="仿宋" w:hAnsi="仿宋" w:eastAsia="仿宋" w:cs="Times New Roman"/>
+          <w:color w:val="auto"/>
+          <w:sz w:val="21"/>
           <w:szCs w:val="21"/>
           <w:highlight w:val="none"/>
         </w:rPr>
@@ -3774,8 +4127,9 @@
       </w:r>
       <w:r>
         <w:rPr>
-          <w:rFonts w:hint="eastAsia" w:ascii="Times New Roman" w:hAnsi="Times New Roman" w:eastAsia="仿宋" w:cs="Times New Roman"/>
-          <w:color w:val="auto"/>
+          <w:rFonts w:hint="eastAsia" w:ascii="仿宋" w:hAnsi="仿宋" w:eastAsia="仿宋" w:cs="Times New Roman"/>
+          <w:color w:val="auto"/>
+          <w:sz w:val="21"/>
           <w:szCs w:val="21"/>
           <w:highlight w:val="none"/>
         </w:rPr>
@@ -3783,8 +4137,9 @@
       </w:r>
       <w:r>
         <w:rPr>
-          <w:rFonts w:ascii="Times New Roman" w:hAnsi="Times New Roman" w:eastAsia="仿宋" w:cs="Times New Roman"/>
-          <w:color w:val="auto"/>
+          <w:rFonts w:ascii="仿宋" w:hAnsi="仿宋" w:eastAsia="仿宋" w:cs="Times New Roman"/>
+          <w:color w:val="auto"/>
+          <w:sz w:val="21"/>
           <w:szCs w:val="21"/>
           <w:highlight w:val="none"/>
         </w:rPr>
@@ -3792,8 +4147,9 @@
       </w:r>
       <w:r>
         <w:rPr>
-          <w:rFonts w:hint="eastAsia" w:ascii="Times New Roman" w:hAnsi="Times New Roman" w:eastAsia="仿宋" w:cs="Times New Roman"/>
-          <w:color w:val="auto"/>
+          <w:rFonts w:hint="eastAsia" w:ascii="仿宋" w:hAnsi="仿宋" w:eastAsia="仿宋" w:cs="Times New Roman"/>
+          <w:color w:val="auto"/>
+          <w:sz w:val="21"/>
           <w:szCs w:val="21"/>
           <w:highlight w:val="none"/>
         </w:rPr>
@@ -3801,8 +4157,9 @@
       </w:r>
       <w:r>
         <w:rPr>
-          <w:rFonts w:ascii="Times New Roman" w:hAnsi="Times New Roman" w:eastAsia="仿宋" w:cs="Times New Roman"/>
-          <w:color w:val="auto"/>
+          <w:rFonts w:ascii="仿宋" w:hAnsi="仿宋" w:eastAsia="仿宋" w:cs="Times New Roman"/>
+          <w:color w:val="auto"/>
+          <w:sz w:val="21"/>
           <w:szCs w:val="21"/>
           <w:highlight w:val="none"/>
         </w:rPr>
@@ -3830,8 +4187,9 @@
       </w:pPr>
       <w:r>
         <w:rPr>
-          <w:rFonts w:ascii="Times New Roman" w:hAnsi="Times New Roman" w:eastAsia="仿宋" w:cs="Times New Roman"/>
-          <w:color w:val="auto"/>
+          <w:rFonts w:ascii="仿宋" w:hAnsi="仿宋" w:eastAsia="仿宋" w:cs="Times New Roman"/>
+          <w:color w:val="auto"/>
+          <w:sz w:val="21"/>
           <w:szCs w:val="21"/>
           <w:highlight w:val="none"/>
         </w:rPr>
@@ -3859,8 +4217,9 @@
       </w:pPr>
       <w:r>
         <w:rPr>
-          <w:rFonts w:ascii="Times New Roman" w:hAnsi="Times New Roman" w:eastAsia="仿宋" w:cs="Times New Roman"/>
-          <w:color w:val="auto"/>
+          <w:rFonts w:ascii="仿宋" w:hAnsi="仿宋" w:eastAsia="仿宋" w:cs="Times New Roman"/>
+          <w:color w:val="auto"/>
+          <w:sz w:val="21"/>
           <w:szCs w:val="21"/>
           <w:highlight w:val="none"/>
         </w:rPr>
@@ -3868,8 +4227,9 @@
       </w:r>
       <w:r>
         <w:rPr>
-          <w:rFonts w:hint="eastAsia" w:ascii="Times New Roman" w:hAnsi="Times New Roman" w:eastAsia="仿宋" w:cs="Times New Roman"/>
-          <w:color w:val="auto"/>
+          <w:rFonts w:hint="eastAsia" w:ascii="仿宋" w:hAnsi="仿宋" w:eastAsia="仿宋" w:cs="Times New Roman"/>
+          <w:color w:val="auto"/>
+          <w:sz w:val="21"/>
           <w:szCs w:val="21"/>
           <w:highlight w:val="none"/>
         </w:rPr>
@@ -3877,8 +4237,9 @@
       </w:r>
       <w:r>
         <w:rPr>
-          <w:rFonts w:ascii="Times New Roman" w:hAnsi="Times New Roman" w:eastAsia="仿宋" w:cs="Times New Roman"/>
-          <w:color w:val="auto"/>
+          <w:rFonts w:ascii="仿宋" w:hAnsi="仿宋" w:eastAsia="仿宋" w:cs="Times New Roman"/>
+          <w:color w:val="auto"/>
+          <w:sz w:val="21"/>
           <w:szCs w:val="21"/>
           <w:highlight w:val="none"/>
         </w:rPr>
@@ -3886,8 +4247,9 @@
       </w:r>
       <w:r>
         <w:rPr>
-          <w:rFonts w:hint="eastAsia" w:ascii="Times New Roman" w:hAnsi="Times New Roman" w:eastAsia="仿宋" w:cs="Times New Roman"/>
-          <w:color w:val="auto"/>
+          <w:rFonts w:hint="eastAsia" w:ascii="仿宋" w:hAnsi="仿宋" w:eastAsia="仿宋" w:cs="Times New Roman"/>
+          <w:color w:val="auto"/>
+          <w:sz w:val="21"/>
           <w:szCs w:val="21"/>
           <w:highlight w:val="none"/>
         </w:rPr>
@@ -3895,8 +4257,9 @@
       </w:r>
       <w:r>
         <w:rPr>
-          <w:rFonts w:ascii="Times New Roman" w:hAnsi="Times New Roman" w:eastAsia="仿宋" w:cs="Times New Roman"/>
-          <w:color w:val="auto"/>
+          <w:rFonts w:ascii="仿宋" w:hAnsi="仿宋" w:eastAsia="仿宋" w:cs="Times New Roman"/>
+          <w:color w:val="auto"/>
+          <w:sz w:val="21"/>
           <w:szCs w:val="21"/>
           <w:highlight w:val="none"/>
         </w:rPr>
@@ -3914,7 +4277,9 @@
       </w:pPr>
       <w:r>
         <w:rPr>
-          <w:color w:val="auto"/>
+          <w:rFonts w:ascii="仿宋" w:hAnsi="仿宋" w:eastAsia="仿宋"/>
+          <w:color w:val="auto"/>
+          <w:sz w:val="21"/>
           <w:highlight w:val="none"/>
         </w:rPr>
         <w:t>争议解决</w:t>
@@ -3962,8 +4327,9 @@
       </w:pPr>
       <w:r>
         <w:rPr>
-          <w:rFonts w:ascii="Times New Roman" w:hAnsi="Times New Roman" w:eastAsia="仿宋" w:cs="Times New Roman"/>
-          <w:color w:val="auto"/>
+          <w:rFonts w:ascii="仿宋" w:hAnsi="仿宋" w:eastAsia="仿宋" w:cs="Times New Roman"/>
+          <w:color w:val="auto"/>
+          <w:sz w:val="21"/>
           <w:szCs w:val="21"/>
           <w:highlight w:val="none"/>
         </w:rPr>
@@ -3991,8 +4357,9 @@
       </w:pPr>
       <w:r>
         <w:rPr>
-          <w:rFonts w:ascii="Times New Roman" w:hAnsi="Times New Roman" w:eastAsia="仿宋" w:cs="Times New Roman"/>
-          <w:color w:val="auto"/>
+          <w:rFonts w:ascii="仿宋" w:hAnsi="仿宋" w:eastAsia="仿宋" w:cs="Times New Roman"/>
+          <w:color w:val="auto"/>
+          <w:sz w:val="21"/>
           <w:szCs w:val="21"/>
           <w:highlight w:val="none"/>
         </w:rPr>
@@ -4010,7 +4377,9 @@
       </w:pPr>
       <w:r>
         <w:rPr>
-          <w:color w:val="auto"/>
+          <w:rFonts w:ascii="仿宋" w:hAnsi="仿宋" w:eastAsia="仿宋"/>
+          <w:color w:val="auto"/>
+          <w:sz w:val="21"/>
           <w:highlight w:val="none"/>
         </w:rPr>
         <w:t>其他</w:t>
@@ -4058,8 +4427,9 @@
       </w:pPr>
       <w:r>
         <w:rPr>
-          <w:rFonts w:ascii="Times New Roman" w:hAnsi="Times New Roman" w:eastAsia="仿宋" w:cs="Times New Roman"/>
-          <w:color w:val="auto"/>
+          <w:rFonts w:ascii="仿宋" w:hAnsi="仿宋" w:eastAsia="仿宋" w:cs="Times New Roman"/>
+          <w:color w:val="auto"/>
+          <w:sz w:val="21"/>
           <w:szCs w:val="21"/>
           <w:highlight w:val="none"/>
         </w:rPr>
@@ -4087,8 +4457,9 @@
       </w:pPr>
       <w:r>
         <w:rPr>
-          <w:rFonts w:ascii="Times New Roman" w:hAnsi="Times New Roman" w:eastAsia="仿宋" w:cs="Times New Roman"/>
-          <w:color w:val="auto"/>
+          <w:rFonts w:ascii="仿宋" w:hAnsi="仿宋" w:eastAsia="仿宋" w:cs="Times New Roman"/>
+          <w:color w:val="auto"/>
+          <w:sz w:val="21"/>
           <w:szCs w:val="21"/>
           <w:highlight w:val="none"/>
         </w:rPr>
@@ -4096,8 +4467,9 @@
       </w:r>
       <w:r>
         <w:rPr>
-          <w:rFonts w:hint="eastAsia" w:ascii="Times New Roman" w:hAnsi="Times New Roman" w:eastAsia="仿宋" w:cs="Times New Roman"/>
-          <w:color w:val="auto"/>
+          <w:rFonts w:hint="eastAsia" w:ascii="仿宋" w:hAnsi="仿宋" w:eastAsia="仿宋" w:cs="Times New Roman"/>
+          <w:color w:val="auto"/>
+          <w:sz w:val="21"/>
           <w:szCs w:val="21"/>
           <w:highlight w:val="none"/>
         </w:rPr>
@@ -4105,8 +4477,9 @@
       </w:r>
       <w:r>
         <w:rPr>
-          <w:rFonts w:ascii="Times New Roman" w:hAnsi="Times New Roman" w:eastAsia="仿宋" w:cs="Times New Roman"/>
-          <w:color w:val="auto"/>
+          <w:rFonts w:ascii="仿宋" w:hAnsi="仿宋" w:eastAsia="仿宋" w:cs="Times New Roman"/>
+          <w:color w:val="auto"/>
+          <w:sz w:val="21"/>
           <w:szCs w:val="21"/>
           <w:highlight w:val="none"/>
         </w:rPr>
@@ -4114,8 +4487,9 @@
       </w:r>
       <w:r>
         <w:rPr>
-          <w:rFonts w:hint="eastAsia" w:ascii="Times New Roman" w:hAnsi="Times New Roman" w:eastAsia="仿宋" w:cs="Times New Roman"/>
-          <w:color w:val="auto"/>
+          <w:rFonts w:hint="eastAsia" w:ascii="仿宋" w:hAnsi="仿宋" w:eastAsia="仿宋" w:cs="Times New Roman"/>
+          <w:color w:val="auto"/>
+          <w:sz w:val="21"/>
           <w:szCs w:val="21"/>
           <w:highlight w:val="none"/>
         </w:rPr>
@@ -4123,8 +4497,9 @@
       </w:r>
       <w:r>
         <w:rPr>
-          <w:rFonts w:ascii="Times New Roman" w:hAnsi="Times New Roman" w:eastAsia="仿宋" w:cs="Times New Roman"/>
-          <w:color w:val="auto"/>
+          <w:rFonts w:ascii="仿宋" w:hAnsi="仿宋" w:eastAsia="仿宋" w:cs="Times New Roman"/>
+          <w:color w:val="auto"/>
+          <w:sz w:val="21"/>
           <w:szCs w:val="21"/>
           <w:highlight w:val="none"/>
         </w:rPr>
@@ -4132,8 +4507,9 @@
       </w:r>
       <w:r>
         <w:rPr>
-          <w:rFonts w:hint="eastAsia" w:ascii="Times New Roman" w:hAnsi="Times New Roman" w:eastAsia="仿宋" w:cs="Times New Roman"/>
-          <w:color w:val="auto"/>
+          <w:rFonts w:hint="eastAsia" w:ascii="仿宋" w:hAnsi="仿宋" w:eastAsia="仿宋" w:cs="Times New Roman"/>
+          <w:color w:val="auto"/>
+          <w:sz w:val="21"/>
           <w:szCs w:val="21"/>
           <w:highlight w:val="none"/>
         </w:rPr>
@@ -4141,8 +4517,9 @@
       </w:r>
       <w:r>
         <w:rPr>
-          <w:rFonts w:ascii="Times New Roman" w:hAnsi="Times New Roman" w:eastAsia="仿宋" w:cs="Times New Roman"/>
-          <w:color w:val="auto"/>
+          <w:rFonts w:ascii="仿宋" w:hAnsi="仿宋" w:eastAsia="仿宋" w:cs="Times New Roman"/>
+          <w:color w:val="auto"/>
+          <w:sz w:val="21"/>
           <w:szCs w:val="21"/>
           <w:highlight w:val="none"/>
         </w:rPr>
@@ -4150,8 +4527,9 @@
       </w:r>
       <w:r>
         <w:rPr>
-          <w:rFonts w:hint="eastAsia" w:ascii="Times New Roman" w:hAnsi="Times New Roman" w:eastAsia="仿宋" w:cs="Times New Roman"/>
-          <w:color w:val="auto"/>
+          <w:rFonts w:hint="eastAsia" w:ascii="仿宋" w:hAnsi="仿宋" w:eastAsia="仿宋" w:cs="Times New Roman"/>
+          <w:color w:val="auto"/>
+          <w:sz w:val="21"/>
           <w:szCs w:val="21"/>
           <w:highlight w:val="none"/>
         </w:rPr>
@@ -4159,8 +4537,9 @@
       </w:r>
       <w:r>
         <w:rPr>
-          <w:rFonts w:ascii="Times New Roman" w:hAnsi="Times New Roman" w:eastAsia="仿宋" w:cs="Times New Roman"/>
-          <w:color w:val="auto"/>
+          <w:rFonts w:ascii="仿宋" w:hAnsi="仿宋" w:eastAsia="仿宋" w:cs="Times New Roman"/>
+          <w:color w:val="auto"/>
+          <w:sz w:val="21"/>
           <w:szCs w:val="21"/>
           <w:highlight w:val="none"/>
         </w:rPr>
@@ -4168,8 +4547,9 @@
       </w:r>
       <w:r>
         <w:rPr>
-          <w:rFonts w:hint="eastAsia" w:ascii="Times New Roman" w:hAnsi="Times New Roman" w:eastAsia="仿宋" w:cs="Times New Roman"/>
-          <w:color w:val="auto"/>
+          <w:rFonts w:hint="eastAsia" w:ascii="仿宋" w:hAnsi="仿宋" w:eastAsia="仿宋" w:cs="Times New Roman"/>
+          <w:color w:val="auto"/>
+          <w:sz w:val="21"/>
           <w:szCs w:val="21"/>
           <w:highlight w:val="none"/>
         </w:rPr>
@@ -4177,8 +4557,9 @@
       </w:r>
       <w:r>
         <w:rPr>
-          <w:rFonts w:ascii="Times New Roman" w:hAnsi="Times New Roman" w:eastAsia="仿宋" w:cs="Times New Roman"/>
-          <w:color w:val="auto"/>
+          <w:rFonts w:ascii="仿宋" w:hAnsi="仿宋" w:eastAsia="仿宋" w:cs="Times New Roman"/>
+          <w:color w:val="auto"/>
+          <w:sz w:val="21"/>
           <w:szCs w:val="21"/>
           <w:highlight w:val="none"/>
         </w:rPr>
@@ -4206,8 +4587,9 @@
       </w:pPr>
       <w:r>
         <w:rPr>
-          <w:rFonts w:ascii="Times New Roman" w:hAnsi="Times New Roman" w:eastAsia="仿宋" w:cs="Times New Roman"/>
-          <w:color w:val="auto"/>
+          <w:rFonts w:ascii="仿宋" w:hAnsi="仿宋" w:eastAsia="仿宋" w:cs="Times New Roman"/>
+          <w:color w:val="auto"/>
+          <w:sz w:val="21"/>
           <w:szCs w:val="21"/>
           <w:highlight w:val="none"/>
         </w:rPr>
@@ -4215,8 +4597,9 @@
       </w:r>
       <w:r>
         <w:rPr>
-          <w:rFonts w:hint="eastAsia" w:ascii="Times New Roman" w:hAnsi="Times New Roman" w:eastAsia="仿宋" w:cs="Times New Roman"/>
-          <w:color w:val="auto"/>
+          <w:rFonts w:hint="eastAsia" w:ascii="仿宋" w:hAnsi="仿宋" w:eastAsia="仿宋" w:cs="Times New Roman"/>
+          <w:color w:val="auto"/>
+          <w:sz w:val="21"/>
           <w:szCs w:val="21"/>
           <w:highlight w:val="none"/>
         </w:rPr>
@@ -4224,8 +4607,9 @@
       </w:r>
       <w:r>
         <w:rPr>
-          <w:rFonts w:ascii="Times New Roman" w:hAnsi="Times New Roman" w:eastAsia="仿宋" w:cs="Times New Roman"/>
-          <w:color w:val="auto"/>
+          <w:rFonts w:ascii="仿宋" w:hAnsi="仿宋" w:eastAsia="仿宋" w:cs="Times New Roman"/>
+          <w:color w:val="auto"/>
+          <w:sz w:val="21"/>
           <w:szCs w:val="21"/>
           <w:highlight w:val="none"/>
         </w:rPr>
@@ -4233,8 +4617,9 @@
       </w:r>
       <w:r>
         <w:rPr>
-          <w:rFonts w:hint="eastAsia" w:ascii="Times New Roman" w:hAnsi="Times New Roman" w:eastAsia="仿宋" w:cs="Times New Roman"/>
-          <w:color w:val="auto"/>
+          <w:rFonts w:hint="eastAsia" w:ascii="仿宋" w:hAnsi="仿宋" w:eastAsia="仿宋" w:cs="Times New Roman"/>
+          <w:color w:val="auto"/>
+          <w:sz w:val="21"/>
           <w:szCs w:val="21"/>
           <w:highlight w:val="none"/>
         </w:rPr>
@@ -4242,8 +4627,9 @@
       </w:r>
       <w:r>
         <w:rPr>
-          <w:rFonts w:ascii="Times New Roman" w:hAnsi="Times New Roman" w:eastAsia="仿宋" w:cs="Times New Roman"/>
-          <w:color w:val="auto"/>
+          <w:rFonts w:ascii="仿宋" w:hAnsi="仿宋" w:eastAsia="仿宋" w:cs="Times New Roman"/>
+          <w:color w:val="auto"/>
+          <w:sz w:val="21"/>
           <w:szCs w:val="21"/>
           <w:highlight w:val="none"/>
         </w:rPr>
@@ -4251,8 +4637,9 @@
       </w:r>
       <w:r>
         <w:rPr>
-          <w:rFonts w:hint="eastAsia" w:ascii="Times New Roman" w:hAnsi="Times New Roman" w:eastAsia="仿宋" w:cs="Times New Roman"/>
-          <w:color w:val="auto"/>
+          <w:rFonts w:hint="eastAsia" w:ascii="仿宋" w:hAnsi="仿宋" w:eastAsia="仿宋" w:cs="Times New Roman"/>
+          <w:color w:val="auto"/>
+          <w:sz w:val="21"/>
           <w:szCs w:val="21"/>
           <w:highlight w:val="none"/>
         </w:rPr>
@@ -4260,8 +4647,9 @@
       </w:r>
       <w:r>
         <w:rPr>
-          <w:rFonts w:ascii="Times New Roman" w:hAnsi="Times New Roman" w:eastAsia="仿宋" w:cs="Times New Roman"/>
-          <w:color w:val="auto"/>
+          <w:rFonts w:ascii="仿宋" w:hAnsi="仿宋" w:eastAsia="仿宋" w:cs="Times New Roman"/>
+          <w:color w:val="auto"/>
+          <w:sz w:val="21"/>
           <w:szCs w:val="21"/>
           <w:highlight w:val="none"/>
         </w:rPr>
@@ -4289,8 +4677,9 @@
       </w:pPr>
       <w:r>
         <w:rPr>
-          <w:rFonts w:ascii="Times New Roman" w:hAnsi="Times New Roman" w:eastAsia="仿宋" w:cs="Times New Roman"/>
-          <w:color w:val="auto"/>
+          <w:rFonts w:ascii="仿宋" w:hAnsi="仿宋" w:eastAsia="仿宋" w:cs="Times New Roman"/>
+          <w:color w:val="auto"/>
+          <w:sz w:val="21"/>
           <w:szCs w:val="21"/>
           <w:highlight w:val="none"/>
         </w:rPr>
@@ -4318,8 +4707,9 @@
       </w:pPr>
       <w:r>
         <w:rPr>
-          <w:rFonts w:ascii="Times New Roman" w:hAnsi="Times New Roman" w:eastAsia="仿宋" w:cs="Times New Roman"/>
-          <w:color w:val="auto"/>
+          <w:rFonts w:ascii="仿宋" w:hAnsi="仿宋" w:eastAsia="仿宋" w:cs="Times New Roman"/>
+          <w:color w:val="auto"/>
+          <w:sz w:val="21"/>
           <w:szCs w:val="21"/>
           <w:highlight w:val="none"/>
         </w:rPr>
@@ -4341,10 +4731,11 @@
       </w:pPr>
       <w:r>
         <w:rPr>
-          <w:rFonts w:eastAsia="仿宋"/>
+          <w:rFonts w:eastAsia="仿宋" w:ascii="仿宋" w:hAnsi="仿宋"/>
           <w:b/>
           <w:bCs/>
           <w:color w:val="auto"/>
+          <w:sz w:val="21"/>
           <w:szCs w:val="21"/>
           <w:highlight w:val="none"/>
         </w:rPr>
@@ -4421,6 +4812,10 @@
         </w:rPr>
       </w:pPr>
       <w:r>
+        <w:rPr>
+          <w:rFonts w:ascii="仿宋" w:hAnsi="仿宋" w:eastAsia="仿宋"/>
+          <w:sz w:val="21"/>
+        </w:rPr>
         <w:t>甲方：浙江沃乐科技股份有限公司          乙方：{{r supplierName }}</w:t>
       </w:r>
     </w:p>
@@ -4450,6 +4845,10 @@
         </w:rPr>
       </w:pPr>
       <w:r>
+        <w:rPr>
+          <w:rFonts w:ascii="仿宋" w:hAnsi="仿宋" w:eastAsia="仿宋"/>
+          <w:sz w:val="21"/>
+        </w:rPr>
         <w:t>授权代表：{{r buyerAuthorizedRepresentative }}                                       授权代表：{{r supplierAuthorizedRepresentative }}</w:t>
       </w:r>
     </w:p>
@@ -4473,6 +4872,10 @@
         </w:sectPr>
       </w:pPr>
       <w:r>
+        <w:rPr>
+          <w:rFonts w:ascii="仿宋" w:hAnsi="仿宋" w:eastAsia="仿宋"/>
+          <w:sz w:val="21"/>
+        </w:rPr>
         <w:t>日期：{{r signatureYear }}年{{r signatureMonth }}月{{r signatureDay }}日                       日期：{{r signatureYear }}年{{r signatureMonth }}月{{r signatureDay }}日</w:t>
       </w:r>
     </w:p>
@@ -4491,10 +4894,11 @@
       </w:pPr>
       <w:r>
         <w:rPr>
-          <w:rFonts w:hint="eastAsia" w:eastAsia="仿宋"/>
+          <w:rFonts w:hint="eastAsia" w:eastAsia="仿宋" w:ascii="仿宋" w:hAnsi="仿宋"/>
           <w:b/>
           <w:bCs/>
           <w:color w:val="auto"/>
+          <w:sz w:val="21"/>
           <w:szCs w:val="21"/>
           <w:highlight w:val="none"/>
           <w:lang w:val="en-US" w:eastAsia="zh-CN"/>
